--- a/VKR/ВКР — глава 2.1.docx
+++ b/VKR/ВКР — глава 2.1.docx
@@ -11703,44 +11703,8 @@
         <w:ind w:firstLine="709"/>
       </w:pPr>
       <w:r>
-        <w:t>Разрабатываемый программно-аппаратный комплекс реализован по клиент-серверной архитектуре с полностью локальным размещением серверной и клиентской частей в домашней сети. На периферийном уровне микроконтроллер и Wi-Fi-модуль обеспечивают сбор телеметрии и исполнение команд управления, тогда как центральный сервер концентрирует бизнес-логику, персистентное хранение и маршрутизацию событий в реальном времени. Такое разделение ответственности снижает связность компонентов, упрощает сопровождение и создаёт предпосылки для поэтапного расширения функциональности. Для серверной и клиентской подсистем выбран единый язык TypeScript, что сокращает ошибки интеграции и ускоряет разработку.</w:t>
-      </w:r>
-      <w:proofErr w:type="spellStart"/>
-      <w:r/>
-      <w:proofErr w:type="spellEnd"/>
-      <w:r/>
-      <w:proofErr w:type="spellStart"/>
-      <w:r/>
-      <w:proofErr w:type="spellEnd"/>
-      <w:r/>
-      <w:proofErr w:type="spellStart"/>
-      <w:r/>
-      <w:proofErr w:type="spellEnd"/>
-      <w:r/>
-      <w:proofErr w:type="spellStart"/>
-      <w:r/>
-      <w:proofErr w:type="spellEnd"/>
-      <w:r/>
-      <w:proofErr w:type="spellStart"/>
-      <w:r/>
-      <w:proofErr w:type="spellEnd"/>
-      <w:r/>
-      <w:proofErr w:type="spellStart"/>
-      <w:r/>
-      <w:proofErr w:type="spellEnd"/>
-      <w:r/>
-      <w:proofErr w:type="spellStart"/>
-      <w:r/>
-      <w:proofErr w:type="spellEnd"/>
-      <w:r/>
-      <w:proofErr w:type="spellStart"/>
-      <w:r/>
-      <w:proofErr w:type="spellEnd"/>
-      <w:r/>
-      <w:proofErr w:type="spellStart"/>
-      <w:r/>
-      <w:proofErr w:type="spellEnd"/>
-      <w:r/>
+        <w:t>2.1 Архитектура системы и технологии реализации</w:t>
+      </w:r>
     </w:p>
     <w:p>
       <w:pPr>
@@ -11753,85 +11717,7 @@
         </w:rPr>
       </w:pPr>
       <w:r>
-        <w:rPr>
-          <w:rFonts w:cs="Times New Roman"/>
-          <w:kern w:val="0"/>
-          <w:szCs w:val="28"/>
-          <w14:ligatures w14:val="none"/>
-        </w:rPr>
-        <w:t>Архитектура включает три взаимосвязанных уровня. Уровень устройств представлен связкой STM32F103C8 и модуля ESP8266 с подключённой периферией. Микроконтроллер STM32 выполняет задачи жёсткого реального времени: периодическое считывание аналогового канала освещённости, опрос датчика BME280, приём и воспроизведение инфракрасных посылок, а также коммутацию нагрузки через релейный модуль. Модуль ESP8266 выступает сетевым шлюзом: устанавливает соединение с домашней Wi-Fi-сетью и поддерживает постоянный WebSocket-канал с сервером, транслируя JSON-сообщения между STM32 и backend. Серверный уровень на Node.js включает HTTP API на порту 3001 и WebSocket-сервер на порту 8080; здесь выполняются нормализация показаний, запись через Prisma ORM и рассылка состояния клиентам. Клиентский уровень — веб-приложение на React (Vite), обеспечивающее визуализацию, управление реле и ИК-пультами и просмотр графиков.</w:t>
-      </w:r>
-      <w:proofErr w:type="spellStart"/>
-      <w:r>
-        <w:rPr>
-          <w:rFonts w:cs="Times New Roman"/>
-          <w:kern w:val="0"/>
-          <w:szCs w:val="28"/>
-          <w14:ligatures w14:val="none"/>
-        </w:rPr>
-      </w:r>
-      <w:proofErr w:type="spellEnd"/>
-      <w:r>
-        <w:rPr>
-          <w:rFonts w:cs="Times New Roman"/>
-          <w:kern w:val="0"/>
-          <w:szCs w:val="28"/>
-          <w14:ligatures w14:val="none"/>
-        </w:rPr>
-      </w:r>
-      <w:proofErr w:type="spellStart"/>
-      <w:r>
-        <w:rPr>
-          <w:rFonts w:cs="Times New Roman"/>
-          <w:kern w:val="0"/>
-          <w:szCs w:val="28"/>
-          <w14:ligatures w14:val="none"/>
-        </w:rPr>
-      </w:r>
-      <w:proofErr w:type="spellEnd"/>
-      <w:r>
-        <w:rPr>
-          <w:rFonts w:cs="Times New Roman"/>
-          <w:kern w:val="0"/>
-          <w:szCs w:val="28"/>
-          <w14:ligatures w14:val="none"/>
-        </w:rPr>
-      </w:r>
-      <w:proofErr w:type="spellStart"/>
-      <w:r>
-        <w:rPr>
-          <w:rFonts w:cs="Times New Roman"/>
-          <w:kern w:val="0"/>
-          <w:szCs w:val="28"/>
-          <w14:ligatures w14:val="none"/>
-        </w:rPr>
-      </w:r>
-      <w:proofErr w:type="spellEnd"/>
-      <w:r>
-        <w:rPr>
-          <w:rFonts w:cs="Times New Roman"/>
-          <w:kern w:val="0"/>
-          <w:szCs w:val="28"/>
-          <w14:ligatures w14:val="none"/>
-        </w:rPr>
-      </w:r>
-      <w:proofErr w:type="spellStart"/>
-      <w:r>
-        <w:rPr>
-          <w:rFonts w:cs="Times New Roman"/>
-          <w:kern w:val="0"/>
-          <w:szCs w:val="28"/>
-          <w14:ligatures w14:val="none"/>
-        </w:rPr>
-      </w:r>
-      <w:proofErr w:type="spellEnd"/>
-      <w:r>
-        <w:rPr>
-          <w:rFonts w:cs="Times New Roman"/>
-          <w:kern w:val="0"/>
-          <w:szCs w:val="28"/>
-          <w14:ligatures w14:val="none"/>
-        </w:rPr>
+        <w:t>Разрабатываемый программно-аппаратный комплекс построен как полностью локальная система с четким разделением обязанностей между периферийными устройствами, сервером и веб-интерфейсом. Использование единого языка TypeScript на сервере и в клиентской части позволило сохранить согласованность данных и упростить интеграцию между фронтендом, backend и периферией.</w:t>
       </w:r>
     </w:p>
     <w:p>
@@ -11845,478 +11731,7 @@
         </w:rPr>
       </w:pPr>
       <w:r>
-        <w:rPr>
-          <w:rFonts w:cs="Times New Roman"/>
-          <w:kern w:val="0"/>
-          <w:szCs w:val="28"/>
-          <w14:ligatures w14:val="none"/>
-        </w:rPr>
-        <w:t>Сквозной поток данных организован как цепочка трансляции структурированных сообщений. Каждые полторы секунды STM32 формирует JSON-пакет с полями light_raw и освещённостью в люксах, передаёт показания BME280 и события ir_received при декодировании сигнала с TL1838. ESP8266 пересылает строки на сервер по WebSocket; backend преобразует light_raw в диапазон 0–1000 лк, обновляет устройство и с интервалом десять минут сохраняет точку в Measurement, а записи старше семи суток удаляет плановой очисткой. Обратный канал доставляет send_ir и relay_control через ESP8266 и UART на STM32. Клиент React получает телеметрию по ws://localhost:8080, конфигурацию — по REST на http://localhost:3001.</w:t>
-      </w:r>
-      <w:r>
-        <w:rPr>
-          <w:rFonts w:cs="Times New Roman"/>
-          <w:kern w:val="0"/>
-          <w:szCs w:val="28"/>
-          <w:lang w:val="en-US"/>
-          <w14:ligatures w14:val="none"/>
-        </w:rPr>
-      </w:r>
-      <w:r>
-        <w:rPr>
-          <w:rFonts w:cs="Times New Roman"/>
-          <w:kern w:val="0"/>
-          <w:szCs w:val="28"/>
-          <w14:ligatures w14:val="none"/>
-        </w:rPr>
-      </w:r>
-      <w:r>
-        <w:rPr>
-          <w:rFonts w:cs="Times New Roman"/>
-          <w:kern w:val="0"/>
-          <w:szCs w:val="28"/>
-          <w:lang w:val="en-US"/>
-          <w14:ligatures w14:val="none"/>
-        </w:rPr>
-      </w:r>
-      <w:r>
-        <w:rPr>
-          <w:rFonts w:cs="Times New Roman"/>
-          <w:kern w:val="0"/>
-          <w:szCs w:val="28"/>
-          <w:lang w:val="en-US"/>
-          <w14:ligatures w14:val="none"/>
-        </w:rPr>
-      </w:r>
-      <w:r>
-        <w:rPr>
-          <w:rFonts w:cs="Times New Roman"/>
-          <w:kern w:val="0"/>
-          <w:szCs w:val="28"/>
-          <w:lang w:val="en-US"/>
-          <w14:ligatures w14:val="none"/>
-        </w:rPr>
-      </w:r>
-      <w:r>
-        <w:rPr>
-          <w:rFonts w:cs="Times New Roman"/>
-          <w:kern w:val="0"/>
-          <w:szCs w:val="28"/>
-          <w14:ligatures w14:val="none"/>
-        </w:rPr>
-      </w:r>
-      <w:r>
-        <w:rPr>
-          <w:rFonts w:cs="Times New Roman"/>
-          <w:kern w:val="0"/>
-          <w:szCs w:val="28"/>
-          <w:lang w:val="en-US"/>
-          <w14:ligatures w14:val="none"/>
-        </w:rPr>
-      </w:r>
-      <w:r>
-        <w:rPr>
-          <w:rFonts w:cs="Times New Roman"/>
-          <w:kern w:val="0"/>
-          <w:szCs w:val="28"/>
-          <w:lang w:val="en-US"/>
-          <w14:ligatures w14:val="none"/>
-        </w:rPr>
-      </w:r>
-      <w:r>
-        <w:rPr>
-          <w:rFonts w:cs="Times New Roman"/>
-          <w:kern w:val="0"/>
-          <w:szCs w:val="28"/>
-          <w:lang w:val="en-US"/>
-          <w14:ligatures w14:val="none"/>
-        </w:rPr>
-      </w:r>
-      <w:r>
-        <w:rPr>
-          <w:rFonts w:cs="Times New Roman"/>
-          <w:kern w:val="0"/>
-          <w:szCs w:val="28"/>
-          <w14:ligatures w14:val="none"/>
-        </w:rPr>
-      </w:r>
-      <w:r>
-        <w:rPr>
-          <w:rFonts w:cs="Times New Roman"/>
-          <w:kern w:val="0"/>
-          <w:szCs w:val="28"/>
-          <w:lang w:val="en-US"/>
-          <w14:ligatures w14:val="none"/>
-        </w:rPr>
-      </w:r>
-      <w:r>
-        <w:rPr>
-          <w:rFonts w:cs="Times New Roman"/>
-          <w:kern w:val="0"/>
-          <w:szCs w:val="28"/>
-          <w14:ligatures w14:val="none"/>
-        </w:rPr>
-      </w:r>
-      <w:r>
-        <w:rPr>
-          <w:rFonts w:cs="Times New Roman"/>
-          <w:kern w:val="0"/>
-          <w:szCs w:val="28"/>
-          <w:lang w:val="en-US"/>
-          <w14:ligatures w14:val="none"/>
-        </w:rPr>
-      </w:r>
-      <w:r>
-        <w:rPr>
-          <w:rFonts w:cs="Times New Roman"/>
-          <w:kern w:val="0"/>
-          <w:szCs w:val="28"/>
-          <w:lang w:val="en-US"/>
-          <w14:ligatures w14:val="none"/>
-        </w:rPr>
-      </w:r>
-      <w:r>
-        <w:rPr>
-          <w:rFonts w:cs="Times New Roman"/>
-          <w:kern w:val="0"/>
-          <w:szCs w:val="28"/>
-          <w:lang w:val="en-US"/>
-          <w14:ligatures w14:val="none"/>
-        </w:rPr>
-      </w:r>
-      <w:r>
-        <w:rPr>
-          <w:rFonts w:cs="Times New Roman"/>
-          <w:kern w:val="0"/>
-          <w:szCs w:val="28"/>
-          <w:lang w:val="en-US"/>
-          <w14:ligatures w14:val="none"/>
-        </w:rPr>
-      </w:r>
-      <w:r>
-        <w:rPr>
-          <w:rFonts w:cs="Times New Roman"/>
-          <w:kern w:val="0"/>
-          <w:szCs w:val="28"/>
-          <w:lang w:val="en-US"/>
-          <w14:ligatures w14:val="none"/>
-        </w:rPr>
-      </w:r>
-      <w:r>
-        <w:rPr>
-          <w:rFonts w:cs="Times New Roman"/>
-          <w:kern w:val="0"/>
-          <w:szCs w:val="28"/>
-          <w:lang w:val="en-US"/>
-          <w14:ligatures w14:val="none"/>
-        </w:rPr>
-      </w:r>
-      <w:r>
-        <w:rPr>
-          <w:rFonts w:cs="Times New Roman"/>
-          <w:kern w:val="0"/>
-          <w:szCs w:val="28"/>
-          <w14:ligatures w14:val="none"/>
-        </w:rPr>
-      </w:r>
-      <w:r>
-        <w:rPr>
-          <w:rFonts w:cs="Times New Roman"/>
-          <w:kern w:val="0"/>
-          <w:szCs w:val="28"/>
-          <w:lang w:val="en-US"/>
-          <w14:ligatures w14:val="none"/>
-        </w:rPr>
-      </w:r>
-      <w:r>
-        <w:rPr>
-          <w:rFonts w:cs="Times New Roman"/>
-          <w:kern w:val="0"/>
-          <w:szCs w:val="28"/>
-          <w14:ligatures w14:val="none"/>
-        </w:rPr>
-      </w:r>
-      <w:r>
-        <w:rPr>
-          <w:rFonts w:cs="Times New Roman"/>
-          <w:kern w:val="0"/>
-          <w:szCs w:val="28"/>
-          <w14:ligatures w14:val="none"/>
-        </w:rPr>
-      </w:r>
-      <w:r>
-        <w:rPr>
-          <w:rFonts w:cs="Times New Roman"/>
-          <w:kern w:val="0"/>
-          <w:szCs w:val="28"/>
-          <w14:ligatures w14:val="none"/>
-        </w:rPr>
-      </w:r>
-      <w:r>
-        <w:rPr>
-          <w:rFonts w:cs="Times New Roman"/>
-          <w:kern w:val="0"/>
-          <w:szCs w:val="28"/>
-          <w:lang w:val="en-US"/>
-          <w14:ligatures w14:val="none"/>
-        </w:rPr>
-      </w:r>
-      <w:r>
-        <w:rPr>
-          <w:rFonts w:cs="Times New Roman"/>
-          <w:kern w:val="0"/>
-          <w:szCs w:val="28"/>
-          <w14:ligatures w14:val="none"/>
-        </w:rPr>
-      </w:r>
-      <w:r>
-        <w:rPr>
-          <w:rFonts w:cs="Times New Roman"/>
-          <w:kern w:val="0"/>
-          <w:szCs w:val="28"/>
-          <w14:ligatures w14:val="none"/>
-        </w:rPr>
-      </w:r>
-      <w:r>
-        <w:rPr>
-          <w:rFonts w:cs="Times New Roman"/>
-          <w:kern w:val="0"/>
-          <w:szCs w:val="28"/>
-          <w:lang w:val="en-US"/>
-          <w14:ligatures w14:val="none"/>
-        </w:rPr>
-      </w:r>
-      <w:r>
-        <w:rPr>
-          <w:rFonts w:cs="Times New Roman"/>
-          <w:kern w:val="0"/>
-          <w:szCs w:val="28"/>
-          <w14:ligatures w14:val="none"/>
-        </w:rPr>
-      </w:r>
-      <w:r>
-        <w:rPr>
-          <w:rFonts w:cs="Times New Roman"/>
-          <w:kern w:val="0"/>
-          <w:szCs w:val="28"/>
-          <w14:ligatures w14:val="none"/>
-        </w:rPr>
-      </w:r>
-      <w:r>
-        <w:rPr>
-          <w:rFonts w:cs="Times New Roman"/>
-          <w:kern w:val="0"/>
-          <w:szCs w:val="28"/>
-          <w:lang w:val="en-US"/>
-          <w14:ligatures w14:val="none"/>
-        </w:rPr>
-      </w:r>
-      <w:r>
-        <w:rPr>
-          <w:rFonts w:cs="Times New Roman"/>
-          <w:kern w:val="0"/>
-          <w:szCs w:val="28"/>
-          <w14:ligatures w14:val="none"/>
-        </w:rPr>
-      </w:r>
-      <w:r>
-        <w:rPr>
-          <w:rFonts w:cs="Times New Roman"/>
-          <w:kern w:val="0"/>
-          <w:szCs w:val="28"/>
-          <w14:ligatures w14:val="none"/>
-        </w:rPr>
-      </w:r>
-      <w:r>
-        <w:rPr>
-          <w:rFonts w:cs="Times New Roman"/>
-          <w:kern w:val="0"/>
-          <w:szCs w:val="28"/>
-          <w14:ligatures w14:val="none"/>
-        </w:rPr>
-      </w:r>
-      <w:r>
-        <w:rPr>
-          <w:rFonts w:cs="Times New Roman"/>
-          <w:kern w:val="0"/>
-          <w:szCs w:val="28"/>
-          <w:lang w:val="en-US"/>
-          <w14:ligatures w14:val="none"/>
-        </w:rPr>
-      </w:r>
-      <w:r>
-        <w:rPr>
-          <w:rFonts w:cs="Times New Roman"/>
-          <w:kern w:val="0"/>
-          <w:szCs w:val="28"/>
-          <w14:ligatures w14:val="none"/>
-        </w:rPr>
-      </w:r>
-      <w:r>
-        <w:rPr>
-          <w:rFonts w:cs="Times New Roman"/>
-          <w:kern w:val="0"/>
-          <w:szCs w:val="28"/>
-          <w14:ligatures w14:val="none"/>
-        </w:rPr>
-      </w:r>
-      <w:r>
-        <w:rPr>
-          <w:rFonts w:cs="Times New Roman"/>
-          <w:kern w:val="0"/>
-          <w:szCs w:val="28"/>
-          <w:lang w:val="en-US"/>
-          <w14:ligatures w14:val="none"/>
-        </w:rPr>
-      </w:r>
-      <w:r>
-        <w:rPr>
-          <w:rFonts w:cs="Times New Roman"/>
-          <w:kern w:val="0"/>
-          <w:szCs w:val="28"/>
-          <w14:ligatures w14:val="none"/>
-        </w:rPr>
-      </w:r>
-      <w:r>
-        <w:rPr>
-          <w:rFonts w:cs="Times New Roman"/>
-          <w:kern w:val="0"/>
-          <w:szCs w:val="28"/>
-          <w14:ligatures w14:val="none"/>
-        </w:rPr>
-      </w:r>
-      <w:r>
-        <w:rPr>
-          <w:rFonts w:cs="Times New Roman"/>
-          <w:kern w:val="0"/>
-          <w:szCs w:val="28"/>
-          <w:lang w:val="en-US"/>
-          <w14:ligatures w14:val="none"/>
-        </w:rPr>
-      </w:r>
-      <w:r>
-        <w:rPr>
-          <w:rFonts w:cs="Times New Roman"/>
-          <w:kern w:val="0"/>
-          <w:szCs w:val="28"/>
-          <w14:ligatures w14:val="none"/>
-        </w:rPr>
-      </w:r>
-      <w:r>
-        <w:rPr>
-          <w:rFonts w:cs="Times New Roman"/>
-          <w:kern w:val="0"/>
-          <w:szCs w:val="28"/>
-          <w14:ligatures w14:val="none"/>
-        </w:rPr>
-      </w:r>
-      <w:r>
-        <w:rPr>
-          <w:rFonts w:cs="Times New Roman"/>
-          <w:kern w:val="0"/>
-          <w:szCs w:val="28"/>
-          <w:lang w:val="en-US"/>
-          <w14:ligatures w14:val="none"/>
-        </w:rPr>
-      </w:r>
-      <w:r>
-        <w:rPr>
-          <w:rFonts w:cs="Times New Roman"/>
-          <w:kern w:val="0"/>
-          <w:szCs w:val="28"/>
-          <w14:ligatures w14:val="none"/>
-        </w:rPr>
-      </w:r>
-      <w:r>
-        <w:rPr>
-          <w:rFonts w:cs="Times New Roman"/>
-          <w:kern w:val="0"/>
-          <w:szCs w:val="28"/>
-          <w14:ligatures w14:val="none"/>
-        </w:rPr>
-      </w:r>
-      <w:r>
-        <w:rPr>
-          <w:rFonts w:cs="Times New Roman"/>
-          <w:kern w:val="0"/>
-          <w:szCs w:val="28"/>
-          <w:lang w:val="en-US"/>
-          <w14:ligatures w14:val="none"/>
-        </w:rPr>
-      </w:r>
-      <w:r>
-        <w:rPr>
-          <w:rFonts w:cs="Times New Roman"/>
-          <w:kern w:val="0"/>
-          <w:szCs w:val="28"/>
-          <w14:ligatures w14:val="none"/>
-        </w:rPr>
-      </w:r>
-      <w:r>
-        <w:rPr>
-          <w:rFonts w:cs="Times New Roman"/>
-          <w:kern w:val="0"/>
-          <w:szCs w:val="28"/>
-          <w14:ligatures w14:val="none"/>
-        </w:rPr>
-      </w:r>
-      <w:r>
-        <w:rPr>
-          <w:rFonts w:cs="Times New Roman"/>
-          <w:kern w:val="0"/>
-          <w:szCs w:val="28"/>
-          <w:lang w:val="en-US"/>
-          <w14:ligatures w14:val="none"/>
-        </w:rPr>
-      </w:r>
-      <w:r>
-        <w:rPr>
-          <w:rFonts w:cs="Times New Roman"/>
-          <w:kern w:val="0"/>
-          <w:szCs w:val="28"/>
-          <w14:ligatures w14:val="none"/>
-        </w:rPr>
-      </w:r>
-      <w:r>
-        <w:rPr>
-          <w:rFonts w:cs="Times New Roman"/>
-          <w:kern w:val="0"/>
-          <w:szCs w:val="28"/>
-          <w14:ligatures w14:val="none"/>
-        </w:rPr>
-      </w:r>
-      <w:r>
-        <w:rPr>
-          <w:rFonts w:cs="Times New Roman"/>
-          <w:kern w:val="0"/>
-          <w:szCs w:val="28"/>
-          <w:lang w:val="en-US"/>
-          <w14:ligatures w14:val="none"/>
-        </w:rPr>
-      </w:r>
-      <w:r>
-        <w:rPr>
-          <w:rFonts w:cs="Times New Roman"/>
-          <w:kern w:val="0"/>
-          <w:szCs w:val="28"/>
-          <w14:ligatures w14:val="none"/>
-        </w:rPr>
-      </w:r>
-      <w:r>
-        <w:rPr>
-          <w:rFonts w:cs="Times New Roman"/>
-          <w:kern w:val="0"/>
-          <w:szCs w:val="28"/>
-          <w14:ligatures w14:val="none"/>
-        </w:rPr>
-      </w:r>
-      <w:r>
-        <w:rPr>
-          <w:rFonts w:cs="Times New Roman"/>
-          <w:kern w:val="0"/>
-          <w:szCs w:val="28"/>
-          <w14:ligatures w14:val="none"/>
-        </w:rPr>
+        <w:t>Система объединяет три уровня. На первом уровне находятся микроконтроллер STM32 и модуль ESP8266. STM32 отвечает за жесткое управление периферией: снятие показаний с аналоговых сенсоров, работу ИК-приемника и генерацию ИК-импульсов, а также за коммутацию нагрузки через релейный модуль. ESP8266 обеспечивает беспроводную связь, поддерживает подключение к домашней Wi-Fi-сети и выступает мостом между UART STM32 и серверным WebSocket.</w:t>
       </w:r>
     </w:p>
     <w:p>
@@ -12330,146 +11745,7 @@
         </w:rPr>
       </w:pPr>
       <w:r>
-        <w:rPr>
-          <w:rFonts w:cs="Times New Roman"/>
-          <w:kern w:val="0"/>
-          <w:szCs w:val="28"/>
-          <w14:ligatures w14:val="none"/>
-        </w:rPr>
-        <w:t>Связь между STM32 и ESP8266 реализована по UART на скорости 115200 бод. Обе стороны обмениваются текстовыми строками JSON, завершёнными переводом строки, что согласуется с форматом WebSocket-сообщений на следующем участке. ESP8266 не интерпретирует полезную нагрузку, а выполняет роль моста: логика датчиков и исполнительных устройств инкапсулирована в прошивке STM32, сетевая подсистема — в прошивке модуля Wi-Fi.</w:t>
-      </w:r>
-      <w:r>
-        <w:rPr>
-          <w:rFonts w:cs="Times New Roman"/>
-          <w:kern w:val="0"/>
-          <w:szCs w:val="28"/>
-          <w:lang w:val="en-US"/>
-          <w14:ligatures w14:val="none"/>
-        </w:rPr>
-      </w:r>
-      <w:r>
-        <w:rPr>
-          <w:rFonts w:cs="Times New Roman"/>
-          <w:kern w:val="0"/>
-          <w:szCs w:val="28"/>
-          <w14:ligatures w14:val="none"/>
-        </w:rPr>
-      </w:r>
-      <w:r>
-        <w:rPr>
-          <w:rFonts w:cs="Times New Roman"/>
-          <w:kern w:val="0"/>
-          <w:szCs w:val="28"/>
-          <w14:ligatures w14:val="none"/>
-        </w:rPr>
-      </w:r>
-      <w:r>
-        <w:rPr>
-          <w:rFonts w:cs="Times New Roman"/>
-          <w:kern w:val="0"/>
-          <w:szCs w:val="28"/>
-          <w:lang w:val="en-US"/>
-          <w14:ligatures w14:val="none"/>
-        </w:rPr>
-      </w:r>
-      <w:r>
-        <w:rPr>
-          <w:rFonts w:cs="Times New Roman"/>
-          <w:kern w:val="0"/>
-          <w:szCs w:val="28"/>
-          <w14:ligatures w14:val="none"/>
-        </w:rPr>
-      </w:r>
-      <w:r>
-        <w:rPr>
-          <w:rFonts w:cs="Times New Roman"/>
-          <w:kern w:val="0"/>
-          <w:szCs w:val="28"/>
-          <w14:ligatures w14:val="none"/>
-        </w:rPr>
-      </w:r>
-      <w:r>
-        <w:rPr>
-          <w:rFonts w:cs="Times New Roman"/>
-          <w:kern w:val="0"/>
-          <w:szCs w:val="28"/>
-          <w:lang w:val="en-US"/>
-          <w14:ligatures w14:val="none"/>
-        </w:rPr>
-      </w:r>
-      <w:r>
-        <w:rPr>
-          <w:rFonts w:cs="Times New Roman"/>
-          <w:kern w:val="0"/>
-          <w:szCs w:val="28"/>
-          <w14:ligatures w14:val="none"/>
-        </w:rPr>
-      </w:r>
-      <w:r>
-        <w:rPr>
-          <w:rFonts w:cs="Times New Roman"/>
-          <w:kern w:val="0"/>
-          <w:szCs w:val="28"/>
-          <w14:ligatures w14:val="none"/>
-        </w:rPr>
-      </w:r>
-      <w:r>
-        <w:rPr>
-          <w:rFonts w:cs="Times New Roman"/>
-          <w:kern w:val="0"/>
-          <w:szCs w:val="28"/>
-          <w14:ligatures w14:val="none"/>
-        </w:rPr>
-      </w:r>
-      <w:r>
-        <w:rPr>
-          <w:rFonts w:cs="Times New Roman"/>
-          <w:kern w:val="0"/>
-          <w:szCs w:val="28"/>
-          <w:lang w:val="en-US"/>
-          <w14:ligatures w14:val="none"/>
-        </w:rPr>
-      </w:r>
-      <w:r>
-        <w:rPr>
-          <w:rFonts w:cs="Times New Roman"/>
-          <w:kern w:val="0"/>
-          <w:szCs w:val="28"/>
-          <w14:ligatures w14:val="none"/>
-        </w:rPr>
-      </w:r>
-      <w:r>
-        <w:rPr>
-          <w:rFonts w:cs="Times New Roman"/>
-          <w:kern w:val="0"/>
-          <w:szCs w:val="28"/>
-          <w14:ligatures w14:val="none"/>
-        </w:rPr>
-      </w:r>
-      <w:r>
-        <w:rPr>
-          <w:rFonts w:cs="Times New Roman"/>
-          <w:kern w:val="0"/>
-          <w:szCs w:val="28"/>
-          <w:lang w:val="en-US"/>
-          <w14:ligatures w14:val="none"/>
-        </w:rPr>
-      </w:r>
-      <w:r>
-        <w:rPr>
-          <w:rFonts w:cs="Times New Roman"/>
-          <w:kern w:val="0"/>
-          <w:szCs w:val="28"/>
-          <w14:ligatures w14:val="none"/>
-        </w:rPr>
-      </w:r>
-      <w:r>
-        <w:rPr>
-          <w:rFonts w:cs="Times New Roman"/>
-          <w:kern w:val="0"/>
-          <w:szCs w:val="28"/>
-          <w14:ligatures w14:val="none"/>
-        </w:rPr>
+        <w:t>На серверном уровне разворачивается Node.js-приложение, в котором реализованы HTTP API и WebSocket-сервер. Здесь происходит приведение телеметрии к единому виду, выполнение бизнес-логики, сохранение данных в базу через Prisma и рассылка обновлений клиентам. Веб-приложение на React и Vite обеспечивает визуализацию, отображает графики и управляет устройствами в режиме реального времени.</w:t>
       </w:r>
     </w:p>
     <w:p>
@@ -12477,59 +11753,7 @@
         <w:keepNext/>
         <w:jc w:val="center"/>
       </w:pPr>
-      <w:r>
-        <w:rPr>
-          <w:noProof/>
-        </w:rPr>
-        <w:drawing>
-          <wp:inline distT="0" distB="0" distL="0" distR="0" wp14:anchorId="06526D6E" wp14:editId="5995D3F6">
-            <wp:extent cx="2209800" cy="4391025"/>
-            <wp:effectExtent l="0" t="0" r="0" b="9525"/>
-            <wp:docPr id="45425031" name="Рисунок 2"/>
-            <wp:cNvGraphicFramePr>
-              <a:graphicFrameLocks xmlns:a="http://schemas.openxmlformats.org/drawingml/2006/main" noChangeAspect="1"/>
-            </wp:cNvGraphicFramePr>
-            <a:graphic xmlns:a="http://schemas.openxmlformats.org/drawingml/2006/main">
-              <a:graphicData uri="http://schemas.openxmlformats.org/drawingml/2006/picture">
-                <pic:pic xmlns:pic="http://schemas.openxmlformats.org/drawingml/2006/picture">
-                  <pic:nvPicPr>
-                    <pic:cNvPr id="0" name="Picture 2"/>
-                    <pic:cNvPicPr>
-                      <a:picLocks noChangeAspect="1" noChangeArrowheads="1"/>
-                    </pic:cNvPicPr>
-                  </pic:nvPicPr>
-                  <pic:blipFill>
-                    <a:blip r:embed="rId10">
-                      <a:extLst>
-                        <a:ext uri="{28A0092B-C50C-407E-A947-70E740481C1C}">
-                          <a14:useLocalDpi xmlns:a14="http://schemas.microsoft.com/office/drawing/2010/main" val="0"/>
-                        </a:ext>
-                      </a:extLst>
-                    </a:blip>
-                    <a:srcRect/>
-                    <a:stretch>
-                      <a:fillRect/>
-                    </a:stretch>
-                  </pic:blipFill>
-                  <pic:spPr bwMode="auto">
-                    <a:xfrm>
-                      <a:off x="0" y="0"/>
-                      <a:ext cx="2209800" cy="4391025"/>
-                    </a:xfrm>
-                    <a:prstGeom prst="rect">
-                      <a:avLst/>
-                    </a:prstGeom>
-                    <a:noFill/>
-                    <a:ln>
-                      <a:noFill/>
-                    </a:ln>
-                  </pic:spPr>
-                </pic:pic>
-              </a:graphicData>
-            </a:graphic>
-          </wp:inline>
-        </w:drawing>
-      </w:r>
+      <w:r/>
     </w:p>
     <w:p>
       <w:pPr>
@@ -12545,6 +11769,52 @@
         </w:rPr>
       </w:pPr>
       <w:r>
+        <w:t>Рисунок 2 - Архитектура системы (заменить)</w:t>
+      </w:r>
+    </w:p>
+    <w:p>
+      <w:pPr>
+        <w:ind w:firstLine="709"/>
+        <w:rPr>
+          <w:rFonts w:cs="Times New Roman"/>
+          <w:kern w:val="0"/>
+          <w:szCs w:val="28"/>
+          <w14:ligatures w14:val="none"/>
+        </w:rPr>
+      </w:pPr>
+      <w:r>
+        <w:t>Связь данных и команд построена на передаче структурированных JSON-сообщений. STM32 каждые полторы секунды формирует пакет с сырыми показаниями освещённости light_raw и значением в люксах, а также периодически дополняет сообщение данными по температуре и влажности от датчика BME280. События от ИК-приемника передаются как ir_received с указанием протокола и битности.</w:t>
+      </w:r>
+    </w:p>
+    <w:p>
+      <w:pPr>
+        <w:ind w:firstLine="709"/>
+        <w:rPr>
+          <w:rFonts w:cs="Times New Roman"/>
+          <w:kern w:val="0"/>
+          <w:szCs w:val="28"/>
+          <w14:ligatures w14:val="none"/>
+        </w:rPr>
+      </w:pPr>
+      <w:r>
+        <w:t>ESP8266 пересылает такие сообщения на backend по WebSocket. В серверной части raw-показания нормализуются, значение освещённости обновляется в сущности Device, а каждые десять минут сохраняется запись Measurement для построения графиков. При удалении старых данных выполняется плановая очистка: записи старше семи дней удаляются, что удерживает базу в приемлемых размерах и сохраняет скорость запроса истории.</w:t>
+      </w:r>
+    </w:p>
+    <w:p>
+      <w:pPr>
+        <w:keepNext/>
+        <w:ind w:firstLine="709"/>
+        <w:jc w:val="center"/>
+      </w:pPr>
+      <w:r>
+        <w:t>Обратный канал позволяет любому клиенту управлять периферией. Команды send_ir и relay_control приходят на сервер по WebSocket и передаются всем подключенным устройствам. ESP8266 получает такие управляющие сообщения и транслирует их в UART-пакеты STM32, который уже непосредственно выполняет отправку ИК-сигнала или переключает реле.</w:t>
+      </w:r>
+    </w:p>
+    <w:p>
+      <w:pPr>
+        <w:pStyle w:val="ad"/>
+        <w:spacing w:line="360" w:lineRule="auto"/>
+        <w:jc w:val="center"/>
         <w:rPr>
           <w:i w:val="0"/>
           <w:iCs w:val="0"/>
@@ -12552,9 +11822,39 @@
           <w:sz w:val="28"/>
           <w:szCs w:val="28"/>
         </w:rPr>
-        <w:t xml:space="preserve">Рисунок </w:t>
-      </w:r>
-      <w:r>
+      </w:pPr>
+      <w:r>
+        <w:t xml:space="preserve">Связь между STM32 и ESP8266 организована через UART со скоростью 115200 бод. Обмен ведётся текстовыми строками JSON с разделителем </w:t>
+        <w:br/>
+        <w:t>, что упрощает обработку и отладку. В этой схеме ESP8266 максимально изолирован от логики датчиков: он работает как прозрачный сетевой шлюз, а вся вычислительная и управляющая логика сосредоточена на STM32 и сервере.</w:t>
+      </w:r>
+    </w:p>
+    <w:p>
+      <w:pPr>
+        <w:ind w:firstLine="709"/>
+        <w:rPr>
+          <w:rFonts w:cs="Times New Roman"/>
+          <w:kern w:val="0"/>
+          <w:szCs w:val="28"/>
+          <w14:ligatures w14:val="none"/>
+        </w:rPr>
+      </w:pPr>
+      <w:r/>
+    </w:p>
+    <w:p>
+      <w:pPr>
+        <w:keepNext/>
+        <w:jc w:val="center"/>
+      </w:pPr>
+      <w:r>
+        <w:t>К микроконтроллеру подключены модули, образующие полноценный контур сбора данных и управления. Фоторезистор KY-018 измеряет освещённость, датчик BME280 передаёт температуру и влажность по шине I2C, ИК-приёмник TL1838 фиксирует код при обучении, а светодиод KY-005 служит источником луча для передачи команд. Релейный модуль коммутирует нагрузку по команде relay_control, поступающей из веб-интерфейса.</w:t>
+      </w:r>
+    </w:p>
+    <w:p>
+      <w:pPr>
+        <w:pStyle w:val="ad"/>
+        <w:spacing w:line="360" w:lineRule="auto"/>
+        <w:jc w:val="center"/>
         <w:rPr>
           <w:i w:val="0"/>
           <w:iCs w:val="0"/>
@@ -12562,9 +11862,23 @@
           <w:sz w:val="28"/>
           <w:szCs w:val="28"/>
         </w:rPr>
-        <w:fldChar w:fldCharType="begin"/>
-      </w:r>
-      <w:r>
+      </w:pPr>
+      <w:r>
+        <w:t>Персистентный слой сервера спроектирован вокруг четырех ключевых сущностей. Device представляет логическое устройство и хранит текущее состояние, Measurement фиксирует исторические ряды для графиков, IRRemote обеспечивает связь устройства с инфракрасным пультом, а IRCommand хранит набор именованных кнопок с их кодами и протоколами. Такое распределение моделей обеспечивает прозрачность данных и удобство расширения.</w:t>
+      </w:r>
+    </w:p>
+    <w:p>
+      <w:pPr>
+        <w:keepNext/>
+        <w:jc w:val="center"/>
+      </w:pPr>
+      <w:r/>
+    </w:p>
+    <w:p>
+      <w:pPr>
+        <w:pStyle w:val="ad"/>
+        <w:spacing w:line="360" w:lineRule="auto"/>
+        <w:jc w:val="center"/>
         <w:rPr>
           <w:i w:val="0"/>
           <w:iCs w:val="0"/>
@@ -12572,9 +11886,35 @@
           <w:sz w:val="28"/>
           <w:szCs w:val="28"/>
         </w:rPr>
-        <w:instrText xml:space="preserve"> SEQ Рисунок \* ARABIC </w:instrText>
-      </w:r>
-      <w:r>
+      </w:pPr>
+      <w:r>
+        <w:t>Рисунок 3 - ER-диаграмма</w:t>
+      </w:r>
+    </w:p>
+    <w:p>
+      <w:pPr>
+        <w:ind w:firstLine="709"/>
+        <w:rPr>
+          <w:rFonts w:cs="Times New Roman"/>
+          <w:kern w:val="0"/>
+          <w:szCs w:val="28"/>
+          <w14:ligatures w14:val="none"/>
+        </w:rPr>
+      </w:pPr>
+      <w:r/>
+    </w:p>
+    <w:p>
+      <w:pPr>
+        <w:keepNext/>
+        <w:jc w:val="center"/>
+      </w:pPr>
+      <w:r/>
+    </w:p>
+    <w:p>
+      <w:pPr>
+        <w:pStyle w:val="ad"/>
+        <w:spacing w:line="360" w:lineRule="auto"/>
+        <w:jc w:val="center"/>
         <w:rPr>
           <w:i w:val="0"/>
           <w:iCs w:val="0"/>
@@ -12582,20 +11922,23 @@
           <w:sz w:val="28"/>
           <w:szCs w:val="28"/>
         </w:rPr>
-        <w:fldChar w:fldCharType="separate"/>
-      </w:r>
-      <w:r>
-        <w:rPr>
-          <w:i w:val="0"/>
-          <w:iCs w:val="0"/>
-          <w:noProof/>
-          <w:color w:val="auto"/>
-          <w:sz w:val="28"/>
-          <w:szCs w:val="28"/>
-        </w:rPr>
-        <w:t>2</w:t>
-      </w:r>
-      <w:r>
+      </w:pPr>
+      <w:r>
+        <w:t>Рисунок 4- пример эндпоинта</w:t>
+      </w:r>
+    </w:p>
+    <w:p>
+      <w:pPr>
+        <w:keepNext/>
+        <w:jc w:val="center"/>
+      </w:pPr>
+      <w:r/>
+    </w:p>
+    <w:p>
+      <w:pPr>
+        <w:pStyle w:val="ad"/>
+        <w:spacing w:line="360" w:lineRule="auto"/>
+        <w:jc w:val="center"/>
         <w:rPr>
           <w:i w:val="0"/>
           <w:iCs w:val="0"/>
@@ -12603,27 +11946,50 @@
           <w:sz w:val="28"/>
           <w:szCs w:val="28"/>
         </w:rPr>
-        <w:fldChar w:fldCharType="end"/>
-      </w:r>
-      <w:r>
-        <w:rPr>
+      </w:pPr>
+      <w:r>
+        <w:t>Рисунок 5 - пример WebSocket события</w:t>
+      </w:r>
+    </w:p>
+    <w:p>
+      <w:pPr>
+        <w:ind w:firstLine="709"/>
+        <w:rPr>
+          <w:rFonts w:cs="Times New Roman"/>
+          <w:kern w:val="0"/>
+          <w:szCs w:val="28"/>
+          <w14:ligatures w14:val="none"/>
+        </w:rPr>
+      </w:pPr>
+      <w:r>
+        <w:t>Интерфейсы выполнены в соответствии с принципом разделения ответственности. REST API используется для управления ресурсами и конфигурации: /api/devices, /api/devices/:id/history, /api/ir-remotes/:remoteId/commands и /api/ir-commands/:commandId. WebSocket отвечает за поток телеметрии и мгновенные события, такие как ir_learned, send_ir и relay_control.</w:t>
+      </w:r>
+    </w:p>
+    <w:p>
+      <w:pPr>
+        <w:keepNext/>
+        <w:jc w:val="center"/>
+      </w:pPr>
+      <w:r/>
+    </w:p>
+    <w:p>
+      <w:pPr>
+        <w:pStyle w:val="ad"/>
+        <w:spacing w:line="360" w:lineRule="auto"/>
+        <w:jc w:val="center"/>
+        <w:rPr>
+          <w:rFonts w:cs="Times New Roman"/>
           <w:i w:val="0"/>
           <w:iCs w:val="0"/>
           <w:color w:val="auto"/>
+          <w:kern w:val="0"/>
           <w:sz w:val="28"/>
           <w:szCs w:val="28"/>
-        </w:rPr>
-        <w:t xml:space="preserve"> - Архитектура системы</w:t>
-      </w:r>
-      <w:r>
-        <w:rPr>
-          <w:i w:val="0"/>
-          <w:iCs w:val="0"/>
-          <w:color w:val="auto"/>
-          <w:sz w:val="28"/>
-          <w:szCs w:val="28"/>
-        </w:rPr>
-        <w:t xml:space="preserve"> (заменить)</w:t>
+          <w14:ligatures w14:val="none"/>
+        </w:rPr>
+      </w:pPr>
+      <w:r>
+        <w:t>Рисунок 6 - основная страница</w:t>
       </w:r>
     </w:p>
     <w:p>
@@ -12636,529 +12002,41 @@
           <w14:ligatures w14:val="none"/>
         </w:rPr>
       </w:pPr>
-      <w:r>
-        <w:rPr>
-          <w:rFonts w:cs="Times New Roman"/>
-          <w:kern w:val="0"/>
-          <w:szCs w:val="28"/>
-          <w14:ligatures w14:val="none"/>
-        </w:rPr>
-        <w:t>К микроконтроллеру подключены модули, формирующие полный контур измерения и управления. Фоторезистор KY-018 оценивает освещённость, BME280 передаёт температуру и влажность по I²C, приёмник TL1838 и светодиод KY-005 обеспечивают обучение и отправку ИК-команд, релейный модуль коммутирует нагрузку по команде relay_control из веб-интерфейса.</w:t>
-      </w:r>
-      <w:r>
-        <w:rPr>
-          <w:rFonts w:cs="Times New Roman"/>
-          <w:kern w:val="0"/>
-          <w:szCs w:val="28"/>
-          <w14:ligatures w14:val="none"/>
-        </w:rPr>
-      </w:r>
-      <w:r>
-        <w:rPr>
-          <w:rFonts w:cs="Times New Roman"/>
-          <w:kern w:val="0"/>
-          <w:szCs w:val="28"/>
-          <w:lang w:val="en-US"/>
-          <w14:ligatures w14:val="none"/>
-        </w:rPr>
-      </w:r>
-      <w:r>
-        <w:rPr>
-          <w:rFonts w:cs="Times New Roman"/>
-          <w:kern w:val="0"/>
-          <w:szCs w:val="28"/>
-          <w14:ligatures w14:val="none"/>
-        </w:rPr>
-      </w:r>
-      <w:r>
-        <w:rPr>
-          <w:rFonts w:cs="Times New Roman"/>
-          <w:kern w:val="0"/>
-          <w:szCs w:val="28"/>
-          <w14:ligatures w14:val="none"/>
-        </w:rPr>
-      </w:r>
-      <w:proofErr w:type="spellStart"/>
-      <w:r>
-        <w:rPr>
-          <w:rFonts w:cs="Times New Roman"/>
-          <w:kern w:val="0"/>
-          <w:szCs w:val="28"/>
-          <w:lang w:val="en-US"/>
-          <w14:ligatures w14:val="none"/>
-        </w:rPr>
-      </w:r>
-      <w:proofErr w:type="spellEnd"/>
-      <w:r>
-        <w:rPr>
-          <w:rFonts w:cs="Times New Roman"/>
-          <w:kern w:val="0"/>
-          <w:szCs w:val="28"/>
-          <w14:ligatures w14:val="none"/>
-        </w:rPr>
-      </w:r>
-      <w:r>
-        <w:rPr>
-          <w:rFonts w:cs="Times New Roman"/>
-          <w:kern w:val="0"/>
-          <w:szCs w:val="28"/>
-          <w14:ligatures w14:val="none"/>
-        </w:rPr>
-      </w:r>
-      <w:proofErr w:type="spellStart"/>
-      <w:r>
-        <w:rPr>
-          <w:rFonts w:cs="Times New Roman"/>
-          <w:kern w:val="0"/>
-          <w:szCs w:val="28"/>
-          <w:lang w:val="en-US"/>
-          <w14:ligatures w14:val="none"/>
-        </w:rPr>
-      </w:r>
-      <w:proofErr w:type="spellEnd"/>
-      <w:r>
-        <w:rPr>
-          <w:rFonts w:cs="Times New Roman"/>
-          <w:kern w:val="0"/>
-          <w:szCs w:val="28"/>
-          <w14:ligatures w14:val="none"/>
-        </w:rPr>
-      </w:r>
-      <w:r>
-        <w:rPr>
-          <w:rFonts w:cs="Times New Roman"/>
-          <w:kern w:val="0"/>
-          <w:szCs w:val="28"/>
-          <w14:ligatures w14:val="none"/>
-        </w:rPr>
-      </w:r>
-      <w:r>
-        <w:rPr>
-          <w:rFonts w:cs="Times New Roman"/>
-          <w:kern w:val="0"/>
-          <w:szCs w:val="28"/>
-          <w14:ligatures w14:val="none"/>
-        </w:rPr>
-      </w:r>
-      <w:r>
-        <w:rPr>
-          <w:rFonts w:cs="Times New Roman"/>
-          <w:kern w:val="0"/>
-          <w:szCs w:val="28"/>
-          <w:lang w:val="en-US"/>
-          <w14:ligatures w14:val="none"/>
-        </w:rPr>
-      </w:r>
-      <w:r>
-        <w:rPr>
-          <w:rFonts w:cs="Times New Roman"/>
-          <w:kern w:val="0"/>
-          <w:szCs w:val="28"/>
-          <w14:ligatures w14:val="none"/>
-        </w:rPr>
-      </w:r>
-      <w:r>
-        <w:rPr>
-          <w:rFonts w:cs="Times New Roman"/>
-          <w:kern w:val="0"/>
-          <w:szCs w:val="28"/>
-          <w14:ligatures w14:val="none"/>
-        </w:rPr>
-      </w:r>
+      <w:r/>
     </w:p>
     <w:p>
       <w:pPr>
-        <w:ind w:firstLine="709"/>
-        <w:rPr>
-          <w:rFonts w:cs="Times New Roman"/>
-          <w:kern w:val="0"/>
-          <w:szCs w:val="28"/>
-          <w14:ligatures w14:val="none"/>
-        </w:rPr>
-      </w:pPr>
-      <w:r>
-        <w:rPr>
-          <w:rFonts w:cs="Times New Roman"/>
-          <w:kern w:val="0"/>
-          <w:szCs w:val="28"/>
-          <w14:ligatures w14:val="none"/>
-        </w:rPr>
-        <w:t>Персистентный слой спроектирован вокруг четырёх сущностей. Device описывает логическое устройство в комнате (сенсор, реле или ИК-пульт) и хранит актуальное значение. Measurement фиксирует исторические ряды для графиков за сутки. IRRemote связан с Device один-к-одному, IRCommand хранит именованные кнопки с hex-кодом, протоколом и порядком отображения. Каскадное удаление сохраняет целостность данных при удалении устройства.</w:t>
-      </w:r>
-      <w:r>
-        <w:rPr>
-          <w:rFonts w:cs="Times New Roman"/>
-          <w:kern w:val="0"/>
-          <w:szCs w:val="28"/>
-          <w:lang w:val="en-US"/>
-          <w14:ligatures w14:val="none"/>
-        </w:rPr>
-      </w:r>
-      <w:r>
-        <w:rPr>
-          <w:rFonts w:cs="Times New Roman"/>
-          <w:kern w:val="0"/>
-          <w:szCs w:val="28"/>
-          <w14:ligatures w14:val="none"/>
-        </w:rPr>
-      </w:r>
-      <w:r>
-        <w:rPr>
-          <w:rFonts w:cs="Times New Roman"/>
-          <w:kern w:val="0"/>
-          <w:szCs w:val="28"/>
-          <w14:ligatures w14:val="none"/>
-        </w:rPr>
-      </w:r>
-      <w:r>
-        <w:rPr>
-          <w:rFonts w:cs="Times New Roman"/>
-          <w:kern w:val="0"/>
-          <w:szCs w:val="28"/>
-          <w14:ligatures w14:val="none"/>
-        </w:rPr>
-      </w:r>
-      <w:r>
-        <w:rPr>
-          <w:rFonts w:cs="Times New Roman"/>
-          <w:kern w:val="0"/>
-          <w:szCs w:val="28"/>
-          <w14:ligatures w14:val="none"/>
-        </w:rPr>
-      </w:r>
-      <w:proofErr w:type="spellStart"/>
-      <w:r>
-        <w:rPr>
-          <w:rFonts w:cs="Times New Roman"/>
-          <w:kern w:val="0"/>
-          <w:szCs w:val="28"/>
-          <w:lang w:val="en-US"/>
-          <w14:ligatures w14:val="none"/>
-        </w:rPr>
-      </w:r>
-      <w:proofErr w:type="spellEnd"/>
-      <w:r>
-        <w:rPr>
-          <w:rFonts w:cs="Times New Roman"/>
-          <w:kern w:val="0"/>
-          <w:szCs w:val="28"/>
-          <w14:ligatures w14:val="none"/>
-        </w:rPr>
-      </w:r>
-      <w:r>
-        <w:rPr>
-          <w:rFonts w:cs="Times New Roman"/>
-          <w:kern w:val="0"/>
-          <w:szCs w:val="28"/>
-          <w14:ligatures w14:val="none"/>
-        </w:rPr>
-      </w:r>
-      <w:r>
-        <w:rPr>
-          <w:rFonts w:cs="Times New Roman"/>
-          <w:kern w:val="0"/>
-          <w:szCs w:val="28"/>
-          <w14:ligatures w14:val="none"/>
-        </w:rPr>
-      </w:r>
-      <w:r>
-        <w:rPr>
-          <w:rFonts w:cs="Times New Roman"/>
-          <w:kern w:val="0"/>
-          <w:szCs w:val="28"/>
-          <w14:ligatures w14:val="none"/>
-        </w:rPr>
-      </w:r>
-      <w:r>
-        <w:rPr>
-          <w:rFonts w:cs="Times New Roman"/>
-          <w:kern w:val="0"/>
-          <w:szCs w:val="28"/>
-          <w14:ligatures w14:val="none"/>
-        </w:rPr>
-      </w:r>
-      <w:proofErr w:type="spellStart"/>
-      <w:r>
-        <w:rPr>
-          <w:rFonts w:cs="Times New Roman"/>
-          <w:kern w:val="0"/>
-          <w:szCs w:val="28"/>
-          <w:lang w:val="en-US"/>
-          <w14:ligatures w14:val="none"/>
-        </w:rPr>
-      </w:r>
-      <w:proofErr w:type="spellEnd"/>
-      <w:r>
-        <w:rPr>
-          <w:rFonts w:cs="Times New Roman"/>
-          <w:kern w:val="0"/>
-          <w:szCs w:val="28"/>
-          <w14:ligatures w14:val="none"/>
-        </w:rPr>
-      </w:r>
-      <w:r>
-        <w:rPr>
-          <w:rFonts w:cs="Times New Roman"/>
-          <w:kern w:val="0"/>
-          <w:szCs w:val="28"/>
-          <w14:ligatures w14:val="none"/>
-        </w:rPr>
-      </w:r>
-      <w:r>
-        <w:rPr>
-          <w:rFonts w:cs="Times New Roman"/>
-          <w:kern w:val="0"/>
-          <w:szCs w:val="28"/>
-          <w:lang w:val="en-US"/>
-          <w14:ligatures w14:val="none"/>
-        </w:rPr>
-      </w:r>
-      <w:r>
-        <w:rPr>
-          <w:rFonts w:cs="Times New Roman"/>
-          <w:kern w:val="0"/>
-          <w:szCs w:val="28"/>
-          <w14:ligatures w14:val="none"/>
-        </w:rPr>
-      </w:r>
-      <w:r>
-        <w:rPr>
-          <w:rFonts w:cs="Times New Roman"/>
-          <w:kern w:val="0"/>
-          <w:szCs w:val="28"/>
-          <w14:ligatures w14:val="none"/>
-        </w:rPr>
-      </w:r>
-      <w:r>
-        <w:rPr>
-          <w:rFonts w:cs="Times New Roman"/>
-          <w:kern w:val="0"/>
-          <w:szCs w:val="28"/>
-          <w14:ligatures w14:val="none"/>
-        </w:rPr>
-      </w:r>
-      <w:r>
-        <w:rPr>
-          <w:rFonts w:cs="Times New Roman"/>
-          <w:kern w:val="0"/>
-          <w:szCs w:val="28"/>
-          <w14:ligatures w14:val="none"/>
-        </w:rPr>
-      </w:r>
-      <w:r>
-        <w:rPr>
-          <w:rFonts w:cs="Times New Roman"/>
-          <w:kern w:val="0"/>
-          <w:szCs w:val="28"/>
-          <w14:ligatures w14:val="none"/>
-        </w:rPr>
-      </w:r>
-      <w:r>
-        <w:rPr>
-          <w:rFonts w:cs="Times New Roman"/>
-          <w:kern w:val="0"/>
-          <w:szCs w:val="28"/>
-          <w:lang w:val="en-US"/>
-          <w14:ligatures w14:val="none"/>
-        </w:rPr>
-      </w:r>
-      <w:r>
-        <w:rPr>
-          <w:rFonts w:cs="Times New Roman"/>
-          <w:kern w:val="0"/>
-          <w:szCs w:val="28"/>
-          <w14:ligatures w14:val="none"/>
-        </w:rPr>
-      </w:r>
-      <w:r>
-        <w:rPr>
-          <w:rFonts w:cs="Times New Roman"/>
-          <w:kern w:val="0"/>
-          <w:szCs w:val="28"/>
-          <w14:ligatures w14:val="none"/>
-        </w:rPr>
+        <w:pStyle w:val="2"/>
+      </w:pPr>
+      <w:r>
+        <w:t>Рисунок 7 - модальное окно редактирования ИК-пульта</w:t>
       </w:r>
     </w:p>
     <w:p>
       <w:pPr>
-        <w:keepNext/>
         <w:ind w:firstLine="709"/>
-        <w:jc w:val="center"/>
-      </w:pPr>
-      <w:r>
-        <w:rPr>
-          <w:rFonts w:cs="Times New Roman"/>
-          <w:noProof/>
-          <w:kern w:val="0"/>
-          <w:szCs w:val="28"/>
-          <w14:ligatures w14:val="none"/>
-        </w:rPr>
-        <w:lastRenderedPageBreak/>
-        <w:drawing>
-          <wp:inline distT="0" distB="0" distL="0" distR="0" wp14:anchorId="10D90C7F" wp14:editId="290A6BAE">
-            <wp:extent cx="5934075" cy="3295650"/>
-            <wp:effectExtent l="0" t="0" r="9525" b="0"/>
-            <wp:docPr id="774970221" name="Рисунок 3"/>
-            <wp:cNvGraphicFramePr>
-              <a:graphicFrameLocks xmlns:a="http://schemas.openxmlformats.org/drawingml/2006/main" noChangeAspect="1"/>
-            </wp:cNvGraphicFramePr>
-            <a:graphic xmlns:a="http://schemas.openxmlformats.org/drawingml/2006/main">
-              <a:graphicData uri="http://schemas.openxmlformats.org/drawingml/2006/picture">
-                <pic:pic xmlns:pic="http://schemas.openxmlformats.org/drawingml/2006/picture">
-                  <pic:nvPicPr>
-                    <pic:cNvPr id="0" name="Picture 3"/>
-                    <pic:cNvPicPr>
-                      <a:picLocks noChangeAspect="1" noChangeArrowheads="1"/>
-                    </pic:cNvPicPr>
-                  </pic:nvPicPr>
-                  <pic:blipFill>
-                    <a:blip r:embed="rId11">
-                      <a:extLst>
-                        <a:ext uri="{28A0092B-C50C-407E-A947-70E740481C1C}">
-                          <a14:useLocalDpi xmlns:a14="http://schemas.microsoft.com/office/drawing/2010/main" val="0"/>
-                        </a:ext>
-                      </a:extLst>
-                    </a:blip>
-                    <a:srcRect/>
-                    <a:stretch>
-                      <a:fillRect/>
-                    </a:stretch>
-                  </pic:blipFill>
-                  <pic:spPr bwMode="auto">
-                    <a:xfrm>
-                      <a:off x="0" y="0"/>
-                      <a:ext cx="5934075" cy="3295650"/>
-                    </a:xfrm>
-                    <a:prstGeom prst="rect">
-                      <a:avLst/>
-                    </a:prstGeom>
-                    <a:noFill/>
-                    <a:ln>
-                      <a:noFill/>
-                    </a:ln>
-                  </pic:spPr>
-                </pic:pic>
-              </a:graphicData>
-            </a:graphic>
-          </wp:inline>
-        </w:drawing>
+        <w:rPr>
+          <w:rFonts w:cs="Times New Roman"/>
+          <w:kern w:val="0"/>
+          <w:szCs w:val="28"/>
+          <w14:ligatures w14:val="none"/>
+        </w:rPr>
+      </w:pPr>
+      <w:r>
+        <w:t>Пользовательский интерфейс выполнен в виде дашборда с вкладками «Устройства», «Графики» и «Сценарии». На главной странице показаны текущие показатели освещённости, температуры и влажности, состояние реле, а также доступные ИК-команды. Режим редактирования позволяет добавлять и настраивать пульты, а поиск и фильтрация по комнате облегчают работу с большим числом устройств.</w:t>
       </w:r>
     </w:p>
     <w:p>
       <w:pPr>
-        <w:pStyle w:val="ad"/>
-        <w:spacing w:line="360" w:lineRule="auto"/>
-        <w:jc w:val="center"/>
-        <w:rPr>
-          <w:i w:val="0"/>
-          <w:iCs w:val="0"/>
-          <w:color w:val="auto"/>
-          <w:sz w:val="28"/>
-          <w:szCs w:val="28"/>
-        </w:rPr>
-      </w:pPr>
-      <w:r>
-        <w:rPr>
-          <w:i w:val="0"/>
-          <w:iCs w:val="0"/>
-          <w:color w:val="auto"/>
-          <w:sz w:val="28"/>
-          <w:szCs w:val="28"/>
-        </w:rPr>
-        <w:t xml:space="preserve">Рисунок </w:t>
-      </w:r>
-      <w:r>
-        <w:rPr>
-          <w:i w:val="0"/>
-          <w:iCs w:val="0"/>
-          <w:color w:val="auto"/>
-          <w:sz w:val="28"/>
-          <w:szCs w:val="28"/>
-        </w:rPr>
-        <w:fldChar w:fldCharType="begin"/>
-      </w:r>
-      <w:r>
-        <w:rPr>
-          <w:i w:val="0"/>
-          <w:iCs w:val="0"/>
-          <w:color w:val="auto"/>
-          <w:sz w:val="28"/>
-          <w:szCs w:val="28"/>
-        </w:rPr>
-        <w:instrText xml:space="preserve"> SEQ Рисунок \* ARABIC </w:instrText>
-      </w:r>
-      <w:r>
-        <w:rPr>
-          <w:i w:val="0"/>
-          <w:iCs w:val="0"/>
-          <w:color w:val="auto"/>
-          <w:sz w:val="28"/>
-          <w:szCs w:val="28"/>
-        </w:rPr>
-        <w:fldChar w:fldCharType="separate"/>
-      </w:r>
-      <w:r>
-        <w:rPr>
-          <w:i w:val="0"/>
-          <w:iCs w:val="0"/>
-          <w:noProof/>
-          <w:color w:val="auto"/>
-          <w:sz w:val="28"/>
-          <w:szCs w:val="28"/>
-        </w:rPr>
-        <w:t>3</w:t>
-      </w:r>
-      <w:r>
-        <w:rPr>
-          <w:i w:val="0"/>
-          <w:iCs w:val="0"/>
-          <w:color w:val="auto"/>
-          <w:sz w:val="28"/>
-          <w:szCs w:val="28"/>
-        </w:rPr>
-        <w:fldChar w:fldCharType="end"/>
-      </w:r>
-      <w:r>
-        <w:rPr>
-          <w:i w:val="0"/>
-          <w:iCs w:val="0"/>
-          <w:color w:val="auto"/>
-          <w:sz w:val="28"/>
-          <w:szCs w:val="28"/>
-        </w:rPr>
-        <w:t xml:space="preserve"> - </w:t>
-      </w:r>
-      <w:r>
-        <w:rPr>
-          <w:i w:val="0"/>
-          <w:iCs w:val="0"/>
-          <w:color w:val="auto"/>
-          <w:sz w:val="28"/>
-          <w:szCs w:val="28"/>
-          <w:lang w:val="en-US"/>
-        </w:rPr>
-        <w:t>ER</w:t>
-      </w:r>
-      <w:r>
-        <w:rPr>
-          <w:i w:val="0"/>
-          <w:iCs w:val="0"/>
-          <w:color w:val="auto"/>
-          <w:sz w:val="28"/>
-          <w:szCs w:val="28"/>
-        </w:rPr>
-        <w:t>-</w:t>
-      </w:r>
-      <w:r>
-        <w:rPr>
-          <w:i w:val="0"/>
-          <w:iCs w:val="0"/>
-          <w:color w:val="auto"/>
-          <w:sz w:val="28"/>
-          <w:szCs w:val="28"/>
-        </w:rPr>
-        <w:t>диаграмма</w:t>
-      </w:r>
+        <w:ind w:firstLine="709"/>
+        <w:rPr>
+          <w:rFonts w:cs="Times New Roman"/>
+          <w:kern w:val="0"/>
+          <w:szCs w:val="28"/>
+          <w14:ligatures w14:val="none"/>
+        </w:rPr>
+      </w:pPr>
+      <w:r/>
     </w:p>
     <w:p>
       <w:pPr>
@@ -13171,2430 +12049,16 @@
         </w:rPr>
       </w:pPr>
       <w:r>
-        <w:rPr>
-          <w:rFonts w:cs="Times New Roman"/>
-          <w:kern w:val="0"/>
-          <w:szCs w:val="28"/>
-          <w14:ligatures w14:val="none"/>
-        </w:rPr>
-      </w:r>
-      <w:proofErr w:type="spellStart"/>
-      <w:r>
-        <w:rPr>
-          <w:rFonts w:cs="Times New Roman"/>
-          <w:kern w:val="0"/>
-          <w:szCs w:val="28"/>
-          <w14:ligatures w14:val="none"/>
-        </w:rPr>
-      </w:r>
-      <w:proofErr w:type="spellEnd"/>
-      <w:r>
-        <w:rPr>
-          <w:rFonts w:cs="Times New Roman"/>
-          <w:kern w:val="0"/>
-          <w:szCs w:val="28"/>
-          <w14:ligatures w14:val="none"/>
-        </w:rPr>
-      </w:r>
-      <w:proofErr w:type="spellStart"/>
-      <w:r>
-        <w:rPr>
-          <w:rFonts w:cs="Times New Roman"/>
-          <w:kern w:val="0"/>
-          <w:szCs w:val="28"/>
-          <w14:ligatures w14:val="none"/>
-        </w:rPr>
-      </w:r>
-      <w:proofErr w:type="spellEnd"/>
-      <w:r>
-        <w:rPr>
-          <w:rFonts w:cs="Times New Roman"/>
-          <w:kern w:val="0"/>
-          <w:szCs w:val="28"/>
-          <w14:ligatures w14:val="none"/>
-        </w:rPr>
-      </w:r>
-      <w:proofErr w:type="spellStart"/>
-      <w:r>
-        <w:rPr>
-          <w:rFonts w:cs="Times New Roman"/>
-          <w:kern w:val="0"/>
-          <w:szCs w:val="28"/>
-          <w14:ligatures w14:val="none"/>
-        </w:rPr>
-      </w:r>
-      <w:proofErr w:type="spellEnd"/>
-      <w:r>
-        <w:rPr>
-          <w:rFonts w:cs="Times New Roman"/>
-          <w:kern w:val="0"/>
-          <w:szCs w:val="28"/>
-          <w14:ligatures w14:val="none"/>
-        </w:rPr>
-      </w:r>
-      <w:proofErr w:type="spellStart"/>
-      <w:r>
-        <w:rPr>
-          <w:rFonts w:cs="Times New Roman"/>
-          <w:kern w:val="0"/>
-          <w:szCs w:val="28"/>
-          <w14:ligatures w14:val="none"/>
-        </w:rPr>
-      </w:r>
-      <w:proofErr w:type="spellEnd"/>
-      <w:r>
-        <w:rPr>
-          <w:rFonts w:cs="Times New Roman"/>
-          <w:kern w:val="0"/>
-          <w:szCs w:val="28"/>
-          <w14:ligatures w14:val="none"/>
-        </w:rPr>
-      </w:r>
-      <w:proofErr w:type="spellStart"/>
-      <w:r>
-        <w:rPr>
-          <w:rFonts w:cs="Times New Roman"/>
-          <w:kern w:val="0"/>
-          <w:szCs w:val="28"/>
-          <w14:ligatures w14:val="none"/>
-        </w:rPr>
-      </w:r>
-      <w:proofErr w:type="spellEnd"/>
-      <w:r>
-        <w:rPr>
-          <w:rFonts w:cs="Times New Roman"/>
-          <w:kern w:val="0"/>
-          <w:szCs w:val="28"/>
-          <w14:ligatures w14:val="none"/>
-        </w:rPr>
-      </w:r>
-      <w:proofErr w:type="spellStart"/>
-      <w:r>
-        <w:rPr>
-          <w:rFonts w:cs="Times New Roman"/>
-          <w:kern w:val="0"/>
-          <w:szCs w:val="28"/>
-          <w14:ligatures w14:val="none"/>
-        </w:rPr>
-      </w:r>
-      <w:proofErr w:type="spellEnd"/>
-      <w:r>
-        <w:rPr>
-          <w:rFonts w:cs="Times New Roman"/>
-          <w:kern w:val="0"/>
-          <w:szCs w:val="28"/>
-          <w14:ligatures w14:val="none"/>
-        </w:rPr>
-      </w:r>
-      <w:proofErr w:type="spellStart"/>
-      <w:r>
-        <w:rPr>
-          <w:rFonts w:cs="Times New Roman"/>
-          <w:kern w:val="0"/>
-          <w:szCs w:val="28"/>
-          <w14:ligatures w14:val="none"/>
-        </w:rPr>
-      </w:r>
-      <w:proofErr w:type="spellEnd"/>
-      <w:r>
-        <w:rPr>
-          <w:rFonts w:cs="Times New Roman"/>
-          <w:kern w:val="0"/>
-          <w:szCs w:val="28"/>
-          <w14:ligatures w14:val="none"/>
-        </w:rPr>
-      </w:r>
-      <w:proofErr w:type="spellStart"/>
-      <w:r>
-        <w:rPr>
-          <w:rFonts w:cs="Times New Roman"/>
-          <w:kern w:val="0"/>
-          <w:szCs w:val="28"/>
-          <w14:ligatures w14:val="none"/>
-        </w:rPr>
-      </w:r>
-      <w:proofErr w:type="spellEnd"/>
-      <w:r>
-        <w:rPr>
-          <w:rFonts w:cs="Times New Roman"/>
-          <w:kern w:val="0"/>
-          <w:szCs w:val="28"/>
-          <w14:ligatures w14:val="none"/>
-        </w:rPr>
-      </w:r>
-      <w:proofErr w:type="spellStart"/>
-      <w:r>
-        <w:rPr>
-          <w:rFonts w:cs="Times New Roman"/>
-          <w:kern w:val="0"/>
-          <w:szCs w:val="28"/>
-          <w14:ligatures w14:val="none"/>
-        </w:rPr>
-      </w:r>
-      <w:proofErr w:type="spellEnd"/>
-      <w:r>
-        <w:rPr>
-          <w:rFonts w:cs="Times New Roman"/>
-          <w:kern w:val="0"/>
-          <w:szCs w:val="28"/>
-          <w14:ligatures w14:val="none"/>
-        </w:rPr>
-      </w:r>
-      <w:proofErr w:type="spellStart"/>
-      <w:r>
-        <w:rPr>
-          <w:rFonts w:cs="Times New Roman"/>
-          <w:kern w:val="0"/>
-          <w:szCs w:val="28"/>
-          <w14:ligatures w14:val="none"/>
-        </w:rPr>
-      </w:r>
-      <w:proofErr w:type="spellEnd"/>
-      <w:r>
-        <w:rPr>
-          <w:rFonts w:cs="Times New Roman"/>
-          <w:kern w:val="0"/>
-          <w:szCs w:val="28"/>
-          <w14:ligatures w14:val="none"/>
-        </w:rPr>
-      </w:r>
-      <w:proofErr w:type="spellStart"/>
-      <w:r>
-        <w:rPr>
-          <w:rFonts w:cs="Times New Roman"/>
-          <w:kern w:val="0"/>
-          <w:szCs w:val="28"/>
-          <w14:ligatures w14:val="none"/>
-        </w:rPr>
-      </w:r>
-      <w:proofErr w:type="spellEnd"/>
-      <w:r>
-        <w:rPr>
-          <w:rFonts w:cs="Times New Roman"/>
-          <w:kern w:val="0"/>
-          <w:szCs w:val="28"/>
-          <w14:ligatures w14:val="none"/>
-        </w:rPr>
-      </w:r>
-      <w:proofErr w:type="spellStart"/>
-      <w:r>
-        <w:rPr>
-          <w:rFonts w:cs="Times New Roman"/>
-          <w:kern w:val="0"/>
-          <w:szCs w:val="28"/>
-          <w14:ligatures w14:val="none"/>
-        </w:rPr>
-      </w:r>
-      <w:proofErr w:type="spellEnd"/>
-      <w:r>
-        <w:rPr>
-          <w:rFonts w:cs="Times New Roman"/>
-          <w:kern w:val="0"/>
-          <w:szCs w:val="28"/>
-          <w14:ligatures w14:val="none"/>
-        </w:rPr>
-      </w:r>
-      <w:proofErr w:type="spellStart"/>
-      <w:r>
-        <w:rPr>
-          <w:rFonts w:cs="Times New Roman"/>
-          <w:kern w:val="0"/>
-          <w:szCs w:val="28"/>
-          <w14:ligatures w14:val="none"/>
-        </w:rPr>
-      </w:r>
-      <w:proofErr w:type="spellEnd"/>
-      <w:r>
-        <w:rPr>
-          <w:rFonts w:cs="Times New Roman"/>
-          <w:kern w:val="0"/>
-          <w:szCs w:val="28"/>
-          <w14:ligatures w14:val="none"/>
-        </w:rPr>
-      </w:r>
-      <w:proofErr w:type="spellStart"/>
-      <w:r>
-        <w:rPr>
-          <w:rFonts w:cs="Times New Roman"/>
-          <w:kern w:val="0"/>
-          <w:szCs w:val="28"/>
-          <w14:ligatures w14:val="none"/>
-        </w:rPr>
-      </w:r>
-      <w:proofErr w:type="spellEnd"/>
-      <w:r>
-        <w:rPr>
-          <w:rFonts w:cs="Times New Roman"/>
-          <w:kern w:val="0"/>
-          <w:szCs w:val="28"/>
-          <w14:ligatures w14:val="none"/>
-        </w:rPr>
-      </w:r>
-      <w:r>
-        <w:rPr>
-          <w:rFonts w:cs="Times New Roman"/>
-          <w:kern w:val="0"/>
-          <w:szCs w:val="28"/>
-          <w14:ligatures w14:val="none"/>
-        </w:rPr>
-      </w:r>
-      <w:r>
-        <w:rPr>
-          <w:rFonts w:cs="Times New Roman"/>
-          <w:kern w:val="0"/>
-          <w:szCs w:val="28"/>
-          <w14:ligatures w14:val="none"/>
-        </w:rPr>
-      </w:r>
-      <w:r>
-        <w:rPr>
-          <w:rFonts w:cs="Times New Roman"/>
-          <w:kern w:val="0"/>
-          <w:szCs w:val="28"/>
-          <w14:ligatures w14:val="none"/>
-        </w:rPr>
-      </w:r>
-      <w:r>
-        <w:rPr>
-          <w:rFonts w:cs="Times New Roman"/>
-          <w:kern w:val="0"/>
-          <w:szCs w:val="28"/>
-          <w:lang w:val="en-US"/>
-          <w14:ligatures w14:val="none"/>
-        </w:rPr>
-      </w:r>
-      <w:r>
-        <w:rPr>
-          <w:rFonts w:cs="Times New Roman"/>
-          <w:kern w:val="0"/>
-          <w:szCs w:val="28"/>
-          <w14:ligatures w14:val="none"/>
-        </w:rPr>
-      </w:r>
-      <w:r>
-        <w:rPr>
-          <w:rFonts w:cs="Times New Roman"/>
-          <w:kern w:val="0"/>
-          <w:szCs w:val="28"/>
-          <w:lang w:val="en-US"/>
-          <w14:ligatures w14:val="none"/>
-        </w:rPr>
-      </w:r>
-      <w:r>
-        <w:rPr>
-          <w:rFonts w:cs="Times New Roman"/>
-          <w:kern w:val="0"/>
-          <w:szCs w:val="28"/>
-          <w14:ligatures w14:val="none"/>
-        </w:rPr>
-      </w:r>
-      <w:r>
-        <w:rPr>
-          <w:rFonts w:cs="Times New Roman"/>
-          <w:kern w:val="0"/>
-          <w:szCs w:val="28"/>
-          <w14:ligatures w14:val="none"/>
-        </w:rPr>
+        <w:t>Рисунок 8 - страница с графиками</w:t>
       </w:r>
     </w:p>
     <w:p>
       <w:pPr>
-        <w:keepNext/>
-        <w:jc w:val="center"/>
-      </w:pPr>
-      <w:r>
-        <w:rPr>
-          <w:noProof/>
-          <w:lang w:val="en-US"/>
-        </w:rPr>
-        <w:drawing>
-          <wp:inline distT="0" distB="0" distL="0" distR="0" wp14:anchorId="421F9A16" wp14:editId="045C2D9F">
-            <wp:extent cx="5940425" cy="2010410"/>
-            <wp:effectExtent l="0" t="0" r="3175" b="8890"/>
-            <wp:docPr id="2115028203" name="Рисунок 1"/>
-            <wp:cNvGraphicFramePr>
-              <a:graphicFrameLocks xmlns:a="http://schemas.openxmlformats.org/drawingml/2006/main" noChangeAspect="1"/>
-            </wp:cNvGraphicFramePr>
-            <a:graphic xmlns:a="http://schemas.openxmlformats.org/drawingml/2006/main">
-              <a:graphicData uri="http://schemas.openxmlformats.org/drawingml/2006/picture">
-                <pic:pic xmlns:pic="http://schemas.openxmlformats.org/drawingml/2006/picture">
-                  <pic:nvPicPr>
-                    <pic:cNvPr id="2115028203" name=""/>
-                    <pic:cNvPicPr/>
-                  </pic:nvPicPr>
-                  <pic:blipFill>
-                    <a:blip r:embed="rId12"/>
-                    <a:stretch>
-                      <a:fillRect/>
-                    </a:stretch>
-                  </pic:blipFill>
-                  <pic:spPr>
-                    <a:xfrm>
-                      <a:off x="0" y="0"/>
-                      <a:ext cx="5940425" cy="2010410"/>
-                    </a:xfrm>
-                    <a:prstGeom prst="rect">
-                      <a:avLst/>
-                    </a:prstGeom>
-                  </pic:spPr>
-                </pic:pic>
-              </a:graphicData>
-            </a:graphic>
-          </wp:inline>
-        </w:drawing>
-      </w:r>
-    </w:p>
-    <w:p>
-      <w:pPr>
-        <w:pStyle w:val="ad"/>
-        <w:spacing w:line="360" w:lineRule="auto"/>
-        <w:jc w:val="center"/>
-        <w:rPr>
-          <w:i w:val="0"/>
-          <w:iCs w:val="0"/>
-          <w:color w:val="auto"/>
-          <w:sz w:val="28"/>
-          <w:szCs w:val="28"/>
-        </w:rPr>
-      </w:pPr>
-      <w:r>
-        <w:rPr>
-          <w:i w:val="0"/>
-          <w:iCs w:val="0"/>
-          <w:color w:val="auto"/>
-          <w:sz w:val="28"/>
-          <w:szCs w:val="28"/>
-        </w:rPr>
-        <w:t xml:space="preserve">Рисунок </w:t>
-      </w:r>
-      <w:r>
-        <w:rPr>
-          <w:i w:val="0"/>
-          <w:iCs w:val="0"/>
-          <w:color w:val="auto"/>
-          <w:sz w:val="28"/>
-          <w:szCs w:val="28"/>
-        </w:rPr>
-        <w:fldChar w:fldCharType="begin"/>
-      </w:r>
-      <w:r>
-        <w:rPr>
-          <w:i w:val="0"/>
-          <w:iCs w:val="0"/>
-          <w:color w:val="auto"/>
-          <w:sz w:val="28"/>
-          <w:szCs w:val="28"/>
-        </w:rPr>
-        <w:instrText xml:space="preserve"> SEQ Рисунок \* ARABIC </w:instrText>
-      </w:r>
-      <w:r>
-        <w:rPr>
-          <w:i w:val="0"/>
-          <w:iCs w:val="0"/>
-          <w:color w:val="auto"/>
-          <w:sz w:val="28"/>
-          <w:szCs w:val="28"/>
-        </w:rPr>
-        <w:fldChar w:fldCharType="separate"/>
-      </w:r>
-      <w:r>
-        <w:rPr>
-          <w:i w:val="0"/>
-          <w:iCs w:val="0"/>
-          <w:noProof/>
-          <w:color w:val="auto"/>
-          <w:sz w:val="28"/>
-          <w:szCs w:val="28"/>
-        </w:rPr>
-        <w:t>4</w:t>
-      </w:r>
-      <w:r>
-        <w:rPr>
-          <w:i w:val="0"/>
-          <w:iCs w:val="0"/>
-          <w:color w:val="auto"/>
-          <w:sz w:val="28"/>
-          <w:szCs w:val="28"/>
-        </w:rPr>
-        <w:fldChar w:fldCharType="end"/>
-      </w:r>
-      <w:r>
-        <w:rPr>
-          <w:i w:val="0"/>
-          <w:iCs w:val="0"/>
-          <w:color w:val="auto"/>
-          <w:sz w:val="28"/>
-          <w:szCs w:val="28"/>
-        </w:rPr>
-        <w:t xml:space="preserve">- пример </w:t>
-      </w:r>
-      <w:proofErr w:type="spellStart"/>
-      <w:r>
-        <w:rPr>
-          <w:i w:val="0"/>
-          <w:iCs w:val="0"/>
-          <w:color w:val="auto"/>
-          <w:sz w:val="28"/>
-          <w:szCs w:val="28"/>
-        </w:rPr>
-        <w:t>эндпоинта</w:t>
-      </w:r>
-      <w:proofErr w:type="spellEnd"/>
-    </w:p>
-    <w:p>
-      <w:pPr>
-        <w:keepNext/>
-        <w:jc w:val="center"/>
-      </w:pPr>
-      <w:r>
-        <w:rPr>
-          <w:noProof/>
-          <w:lang w:val="en-US"/>
-        </w:rPr>
-        <w:lastRenderedPageBreak/>
-        <w:drawing>
-          <wp:inline distT="0" distB="0" distL="0" distR="0" wp14:anchorId="1CEFF030" wp14:editId="2B386794">
-            <wp:extent cx="5940425" cy="1729740"/>
-            <wp:effectExtent l="0" t="0" r="3175" b="3810"/>
-            <wp:docPr id="436321220" name="Рисунок 1"/>
-            <wp:cNvGraphicFramePr>
-              <a:graphicFrameLocks xmlns:a="http://schemas.openxmlformats.org/drawingml/2006/main" noChangeAspect="1"/>
-            </wp:cNvGraphicFramePr>
-            <a:graphic xmlns:a="http://schemas.openxmlformats.org/drawingml/2006/main">
-              <a:graphicData uri="http://schemas.openxmlformats.org/drawingml/2006/picture">
-                <pic:pic xmlns:pic="http://schemas.openxmlformats.org/drawingml/2006/picture">
-                  <pic:nvPicPr>
-                    <pic:cNvPr id="436321220" name=""/>
-                    <pic:cNvPicPr/>
-                  </pic:nvPicPr>
-                  <pic:blipFill>
-                    <a:blip r:embed="rId13"/>
-                    <a:stretch>
-                      <a:fillRect/>
-                    </a:stretch>
-                  </pic:blipFill>
-                  <pic:spPr>
-                    <a:xfrm>
-                      <a:off x="0" y="0"/>
-                      <a:ext cx="5940425" cy="1729740"/>
-                    </a:xfrm>
-                    <a:prstGeom prst="rect">
-                      <a:avLst/>
-                    </a:prstGeom>
-                  </pic:spPr>
-                </pic:pic>
-              </a:graphicData>
-            </a:graphic>
-          </wp:inline>
-        </w:drawing>
-      </w:r>
-    </w:p>
-    <w:p>
-      <w:pPr>
-        <w:pStyle w:val="ad"/>
-        <w:spacing w:line="360" w:lineRule="auto"/>
-        <w:jc w:val="center"/>
-        <w:rPr>
-          <w:i w:val="0"/>
-          <w:iCs w:val="0"/>
-          <w:color w:val="auto"/>
-          <w:sz w:val="28"/>
-          <w:szCs w:val="28"/>
-        </w:rPr>
-      </w:pPr>
-      <w:r>
-        <w:rPr>
-          <w:i w:val="0"/>
-          <w:iCs w:val="0"/>
-          <w:color w:val="auto"/>
-          <w:sz w:val="28"/>
-          <w:szCs w:val="28"/>
-        </w:rPr>
-        <w:t xml:space="preserve">Рисунок </w:t>
-      </w:r>
-      <w:r>
-        <w:rPr>
-          <w:i w:val="0"/>
-          <w:iCs w:val="0"/>
-          <w:color w:val="auto"/>
-          <w:sz w:val="28"/>
-          <w:szCs w:val="28"/>
-        </w:rPr>
-        <w:fldChar w:fldCharType="begin"/>
-      </w:r>
-      <w:r>
-        <w:rPr>
-          <w:i w:val="0"/>
-          <w:iCs w:val="0"/>
-          <w:color w:val="auto"/>
-          <w:sz w:val="28"/>
-          <w:szCs w:val="28"/>
-        </w:rPr>
-        <w:instrText xml:space="preserve"> SEQ Рисунок \* ARABIC </w:instrText>
-      </w:r>
-      <w:r>
-        <w:rPr>
-          <w:i w:val="0"/>
-          <w:iCs w:val="0"/>
-          <w:color w:val="auto"/>
-          <w:sz w:val="28"/>
-          <w:szCs w:val="28"/>
-        </w:rPr>
-        <w:fldChar w:fldCharType="separate"/>
-      </w:r>
-      <w:r>
-        <w:rPr>
-          <w:i w:val="0"/>
-          <w:iCs w:val="0"/>
-          <w:noProof/>
-          <w:color w:val="auto"/>
-          <w:sz w:val="28"/>
-          <w:szCs w:val="28"/>
-        </w:rPr>
-        <w:t>5</w:t>
-      </w:r>
-      <w:r>
-        <w:rPr>
-          <w:i w:val="0"/>
-          <w:iCs w:val="0"/>
-          <w:color w:val="auto"/>
-          <w:sz w:val="28"/>
-          <w:szCs w:val="28"/>
-        </w:rPr>
-        <w:fldChar w:fldCharType="end"/>
-      </w:r>
-      <w:r>
-        <w:rPr>
-          <w:i w:val="0"/>
-          <w:iCs w:val="0"/>
-          <w:color w:val="auto"/>
-          <w:sz w:val="28"/>
-          <w:szCs w:val="28"/>
-        </w:rPr>
-        <w:t xml:space="preserve"> - </w:t>
-      </w:r>
-      <w:r>
-        <w:rPr>
-          <w:i w:val="0"/>
-          <w:iCs w:val="0"/>
-          <w:color w:val="auto"/>
-          <w:sz w:val="28"/>
-          <w:szCs w:val="28"/>
-        </w:rPr>
-        <w:t xml:space="preserve">пример </w:t>
-      </w:r>
-      <w:r>
-        <w:rPr>
-          <w:i w:val="0"/>
-          <w:iCs w:val="0"/>
-          <w:color w:val="auto"/>
-          <w:sz w:val="28"/>
-          <w:szCs w:val="28"/>
-          <w:lang w:val="en-US"/>
-        </w:rPr>
-        <w:t>WebSocket</w:t>
-      </w:r>
-      <w:r>
-        <w:rPr>
-          <w:i w:val="0"/>
-          <w:iCs w:val="0"/>
-          <w:color w:val="auto"/>
-          <w:sz w:val="28"/>
-          <w:szCs w:val="28"/>
-        </w:rPr>
-        <w:t xml:space="preserve"> </w:t>
-      </w:r>
-      <w:r>
-        <w:rPr>
-          <w:i w:val="0"/>
-          <w:iCs w:val="0"/>
-          <w:color w:val="auto"/>
-          <w:sz w:val="28"/>
-          <w:szCs w:val="28"/>
-        </w:rPr>
-        <w:t>события</w:t>
-      </w:r>
-    </w:p>
-    <w:p>
-      <w:pPr>
-        <w:ind w:firstLine="709"/>
-        <w:rPr>
-          <w:rFonts w:cs="Times New Roman"/>
-          <w:kern w:val="0"/>
-          <w:szCs w:val="28"/>
-          <w14:ligatures w14:val="none"/>
-        </w:rPr>
-      </w:pPr>
-      <w:r>
-        <w:rPr>
-          <w:rFonts w:cs="Times New Roman"/>
-          <w:kern w:val="0"/>
-          <w:szCs w:val="28"/>
-          <w14:ligatures w14:val="none"/>
-        </w:rPr>
-        <w:t>Интерфейсы разделены по характеру операций. REST API обслуживает конфигурацию: /api/devices, /api/devices/:id/history, /api/ir-remotes/:remoteId/commands и /api/ir-commands/:commandId. WebSocket зарезервирован для телеметрии от ESP8266, событий ir_learned, команд send_ir и relay_control. Такое разделение согласуется с выводами главы 1: HTTP — для управления ресурсами, постоянное соединение WebSocket — для мониторинга и мгновенной реакции интерфейса.</w:t>
-      </w:r>
-      <w:r>
-        <w:rPr>
-          <w:rFonts w:cs="Times New Roman"/>
-          <w:kern w:val="0"/>
-          <w:szCs w:val="28"/>
-          <w14:ligatures w14:val="none"/>
-        </w:rPr>
-      </w:r>
-      <w:proofErr w:type="spellStart"/>
-      <w:r>
-        <w:rPr>
-          <w:rFonts w:cs="Times New Roman"/>
-          <w:kern w:val="0"/>
-          <w:szCs w:val="28"/>
-          <w:lang w:val="en-US"/>
-          <w14:ligatures w14:val="none"/>
-        </w:rPr>
-      </w:r>
-      <w:proofErr w:type="spellEnd"/>
-      <w:r>
-        <w:rPr>
-          <w:rFonts w:cs="Times New Roman"/>
-          <w:kern w:val="0"/>
-          <w:szCs w:val="28"/>
-          <w14:ligatures w14:val="none"/>
-        </w:rPr>
-      </w:r>
-      <w:r>
-        <w:rPr>
-          <w:rFonts w:cs="Times New Roman"/>
-          <w:kern w:val="0"/>
-          <w:szCs w:val="28"/>
-          <w14:ligatures w14:val="none"/>
-        </w:rPr>
-      </w:r>
-      <w:r>
-        <w:rPr>
-          <w:rFonts w:cs="Times New Roman"/>
-          <w:kern w:val="0"/>
-          <w:szCs w:val="28"/>
-          <w:lang w:val="en-US"/>
-          <w14:ligatures w14:val="none"/>
-        </w:rPr>
-      </w:r>
-      <w:r>
-        <w:rPr>
-          <w:rFonts w:cs="Times New Roman"/>
-          <w:kern w:val="0"/>
-          <w:szCs w:val="28"/>
-          <w14:ligatures w14:val="none"/>
-        </w:rPr>
-      </w:r>
-      <w:r>
-        <w:rPr>
-          <w:rFonts w:cs="Times New Roman"/>
-          <w:kern w:val="0"/>
-          <w:szCs w:val="28"/>
-          <w14:ligatures w14:val="none"/>
-        </w:rPr>
-      </w:r>
-      <w:r>
-        <w:rPr>
-          <w:rFonts w:cs="Times New Roman"/>
-          <w:kern w:val="0"/>
-          <w:szCs w:val="28"/>
-          <w14:ligatures w14:val="none"/>
-        </w:rPr>
-      </w:r>
-      <w:r>
-        <w:rPr>
-          <w:rFonts w:cs="Times New Roman"/>
-          <w:kern w:val="0"/>
-          <w:szCs w:val="28"/>
-          <w14:ligatures w14:val="none"/>
-        </w:rPr>
-      </w:r>
-      <w:r>
-        <w:rPr>
-          <w:rFonts w:cs="Times New Roman"/>
-          <w:kern w:val="0"/>
-          <w:szCs w:val="28"/>
-          <w:lang w:val="en-US"/>
-          <w14:ligatures w14:val="none"/>
-        </w:rPr>
-      </w:r>
-      <w:r>
-        <w:rPr>
-          <w:rFonts w:cs="Times New Roman"/>
-          <w:kern w:val="0"/>
-          <w:szCs w:val="28"/>
-          <w14:ligatures w14:val="none"/>
-        </w:rPr>
-      </w:r>
-      <w:r>
-        <w:rPr>
-          <w:rFonts w:cs="Times New Roman"/>
-          <w:kern w:val="0"/>
-          <w:szCs w:val="28"/>
-          <w14:ligatures w14:val="none"/>
-        </w:rPr>
-      </w:r>
-      <w:r>
-        <w:rPr>
-          <w:rFonts w:cs="Times New Roman"/>
-          <w:kern w:val="0"/>
-          <w:szCs w:val="28"/>
-          <w14:ligatures w14:val="none"/>
-        </w:rPr>
-      </w:r>
-      <w:proofErr w:type="spellStart"/>
-      <w:r>
-        <w:rPr>
-          <w:rFonts w:cs="Times New Roman"/>
-          <w:kern w:val="0"/>
-          <w:szCs w:val="28"/>
-          <w:lang w:val="en-US"/>
-          <w14:ligatures w14:val="none"/>
-        </w:rPr>
-      </w:r>
-      <w:proofErr w:type="spellEnd"/>
-      <w:r>
-        <w:rPr>
-          <w:rFonts w:cs="Times New Roman"/>
-          <w:kern w:val="0"/>
-          <w:szCs w:val="28"/>
-          <w14:ligatures w14:val="none"/>
-        </w:rPr>
-      </w:r>
-      <w:r>
-        <w:rPr>
-          <w:rFonts w:cs="Times New Roman"/>
-          <w:kern w:val="0"/>
-          <w:szCs w:val="28"/>
-          <w14:ligatures w14:val="none"/>
-        </w:rPr>
-      </w:r>
-      <w:proofErr w:type="spellStart"/>
-      <w:r>
-        <w:rPr>
-          <w:rFonts w:cs="Times New Roman"/>
-          <w:kern w:val="0"/>
-          <w:szCs w:val="28"/>
-          <w:lang w:val="en-US"/>
-          <w14:ligatures w14:val="none"/>
-        </w:rPr>
-      </w:r>
-      <w:proofErr w:type="spellEnd"/>
-      <w:r>
-        <w:rPr>
-          <w:rFonts w:cs="Times New Roman"/>
-          <w:kern w:val="0"/>
-          <w:szCs w:val="28"/>
-          <w14:ligatures w14:val="none"/>
-        </w:rPr>
-      </w:r>
-      <w:r>
-        <w:rPr>
-          <w:rFonts w:cs="Times New Roman"/>
-          <w:kern w:val="0"/>
-          <w:szCs w:val="28"/>
-          <w14:ligatures w14:val="none"/>
-        </w:rPr>
-      </w:r>
-      <w:proofErr w:type="spellStart"/>
-      <w:r>
-        <w:rPr>
-          <w:rFonts w:cs="Times New Roman"/>
-          <w:kern w:val="0"/>
-          <w:szCs w:val="28"/>
-          <w:lang w:val="en-US"/>
-          <w14:ligatures w14:val="none"/>
-        </w:rPr>
-      </w:r>
-      <w:proofErr w:type="spellEnd"/>
-      <w:r>
-        <w:rPr>
-          <w:rFonts w:cs="Times New Roman"/>
-          <w:kern w:val="0"/>
-          <w:szCs w:val="28"/>
-          <w14:ligatures w14:val="none"/>
-        </w:rPr>
-      </w:r>
-      <w:r>
-        <w:rPr>
-          <w:rFonts w:cs="Times New Roman"/>
-          <w:kern w:val="0"/>
-          <w:szCs w:val="28"/>
-          <w14:ligatures w14:val="none"/>
-        </w:rPr>
-      </w:r>
-    </w:p>
-    <w:p>
-      <w:pPr>
-        <w:keepNext/>
-        <w:jc w:val="center"/>
-      </w:pPr>
-      <w:r>
-        <w:rPr>
-          <w:rFonts w:cs="Times New Roman"/>
-          <w:noProof/>
-          <w:kern w:val="0"/>
-          <w:szCs w:val="28"/>
-          <w14:ligatures w14:val="none"/>
-        </w:rPr>
-        <w:drawing>
-          <wp:inline distT="0" distB="0" distL="0" distR="0" wp14:anchorId="6A3B7BFC" wp14:editId="68D4FD37">
-            <wp:extent cx="5940425" cy="2937510"/>
-            <wp:effectExtent l="0" t="0" r="3175" b="0"/>
-            <wp:docPr id="3" name="Image 0" descr="preencoded.png"/>
-            <wp:cNvGraphicFramePr>
-              <a:graphicFrameLocks xmlns:a="http://schemas.openxmlformats.org/drawingml/2006/main" noChangeAspect="1"/>
-            </wp:cNvGraphicFramePr>
-            <a:graphic xmlns:a="http://schemas.openxmlformats.org/drawingml/2006/main">
-              <a:graphicData uri="http://schemas.openxmlformats.org/drawingml/2006/picture">
-                <pic:pic xmlns:pic="http://schemas.openxmlformats.org/drawingml/2006/picture">
-                  <pic:nvPicPr>
-                    <pic:cNvPr id="3" name="Image 0" descr="preencoded.png"/>
-                    <pic:cNvPicPr>
-                      <a:picLocks noChangeAspect="1"/>
-                    </pic:cNvPicPr>
-                  </pic:nvPicPr>
-                  <pic:blipFill>
-                    <a:blip r:embed="rId14"/>
-                    <a:stretch>
-                      <a:fillRect/>
-                    </a:stretch>
-                  </pic:blipFill>
-                  <pic:spPr>
-                    <a:xfrm>
-                      <a:off x="0" y="0"/>
-                      <a:ext cx="5940425" cy="2937510"/>
-                    </a:xfrm>
-                    <a:prstGeom prst="rect">
-                      <a:avLst/>
-                    </a:prstGeom>
-                  </pic:spPr>
-                </pic:pic>
-              </a:graphicData>
-            </a:graphic>
-          </wp:inline>
-        </w:drawing>
-      </w:r>
-    </w:p>
-    <w:p>
-      <w:pPr>
-        <w:pStyle w:val="ad"/>
-        <w:spacing w:line="360" w:lineRule="auto"/>
-        <w:jc w:val="center"/>
-        <w:rPr>
-          <w:i w:val="0"/>
-          <w:iCs w:val="0"/>
-          <w:color w:val="auto"/>
-          <w:sz w:val="28"/>
-          <w:szCs w:val="28"/>
-        </w:rPr>
-      </w:pPr>
-      <w:r>
-        <w:rPr>
-          <w:i w:val="0"/>
-          <w:iCs w:val="0"/>
-          <w:color w:val="auto"/>
-          <w:sz w:val="28"/>
-          <w:szCs w:val="28"/>
-        </w:rPr>
-        <w:t xml:space="preserve">Рисунок </w:t>
-      </w:r>
-      <w:r>
-        <w:rPr>
-          <w:i w:val="0"/>
-          <w:iCs w:val="0"/>
-          <w:color w:val="auto"/>
-          <w:sz w:val="28"/>
-          <w:szCs w:val="28"/>
-        </w:rPr>
-        <w:fldChar w:fldCharType="begin"/>
-      </w:r>
-      <w:r>
-        <w:rPr>
-          <w:i w:val="0"/>
-          <w:iCs w:val="0"/>
-          <w:color w:val="auto"/>
-          <w:sz w:val="28"/>
-          <w:szCs w:val="28"/>
-        </w:rPr>
-        <w:instrText xml:space="preserve"> SEQ Рисунок \* ARABIC </w:instrText>
-      </w:r>
-      <w:r>
-        <w:rPr>
-          <w:i w:val="0"/>
-          <w:iCs w:val="0"/>
-          <w:color w:val="auto"/>
-          <w:sz w:val="28"/>
-          <w:szCs w:val="28"/>
-        </w:rPr>
-        <w:fldChar w:fldCharType="separate"/>
-      </w:r>
-      <w:r>
-        <w:rPr>
-          <w:i w:val="0"/>
-          <w:iCs w:val="0"/>
-          <w:noProof/>
-          <w:color w:val="auto"/>
-          <w:sz w:val="28"/>
-          <w:szCs w:val="28"/>
-        </w:rPr>
-        <w:t>6</w:t>
-      </w:r>
-      <w:r>
-        <w:rPr>
-          <w:i w:val="0"/>
-          <w:iCs w:val="0"/>
-          <w:color w:val="auto"/>
-          <w:sz w:val="28"/>
-          <w:szCs w:val="28"/>
-        </w:rPr>
-        <w:fldChar w:fldCharType="end"/>
-      </w:r>
-      <w:r>
-        <w:rPr>
-          <w:i w:val="0"/>
-          <w:iCs w:val="0"/>
-          <w:color w:val="auto"/>
-          <w:sz w:val="28"/>
-          <w:szCs w:val="28"/>
-        </w:rPr>
-        <w:t xml:space="preserve"> - основная страница</w:t>
-      </w:r>
-    </w:p>
-    <w:p>
-      <w:pPr>
-        <w:keepNext/>
-        <w:jc w:val="center"/>
-      </w:pPr>
-      <w:r>
-        <w:rPr>
-          <w:noProof/>
-        </w:rPr>
-        <w:lastRenderedPageBreak/>
-        <w:drawing>
-          <wp:inline distT="0" distB="0" distL="0" distR="0" wp14:anchorId="1001A5D5" wp14:editId="2EA85534">
-            <wp:extent cx="5940425" cy="2947035"/>
-            <wp:effectExtent l="0" t="0" r="3175" b="5715"/>
-            <wp:docPr id="2096256668" name="Image 0" descr="preencoded.png"/>
-            <wp:cNvGraphicFramePr>
-              <a:graphicFrameLocks xmlns:a="http://schemas.openxmlformats.org/drawingml/2006/main" noChangeAspect="1"/>
-            </wp:cNvGraphicFramePr>
-            <a:graphic xmlns:a="http://schemas.openxmlformats.org/drawingml/2006/main">
-              <a:graphicData uri="http://schemas.openxmlformats.org/drawingml/2006/picture">
-                <pic:pic xmlns:pic="http://schemas.openxmlformats.org/drawingml/2006/picture">
-                  <pic:nvPicPr>
-                    <pic:cNvPr id="3" name="Image 0" descr="preencoded.png"/>
-                    <pic:cNvPicPr>
-                      <a:picLocks noChangeAspect="1"/>
-                    </pic:cNvPicPr>
-                  </pic:nvPicPr>
-                  <pic:blipFill>
-                    <a:blip r:embed="rId15"/>
-                    <a:stretch>
-                      <a:fillRect/>
-                    </a:stretch>
-                  </pic:blipFill>
-                  <pic:spPr>
-                    <a:xfrm>
-                      <a:off x="0" y="0"/>
-                      <a:ext cx="5940425" cy="2947035"/>
-                    </a:xfrm>
-                    <a:prstGeom prst="rect">
-                      <a:avLst/>
-                    </a:prstGeom>
-                  </pic:spPr>
-                </pic:pic>
-              </a:graphicData>
-            </a:graphic>
-          </wp:inline>
-        </w:drawing>
-      </w:r>
-    </w:p>
-    <w:p>
-      <w:pPr>
-        <w:pStyle w:val="ad"/>
-        <w:spacing w:line="360" w:lineRule="auto"/>
-        <w:jc w:val="center"/>
-        <w:rPr>
-          <w:i w:val="0"/>
-          <w:iCs w:val="0"/>
-          <w:color w:val="auto"/>
-          <w:sz w:val="28"/>
-          <w:szCs w:val="28"/>
-        </w:rPr>
-      </w:pPr>
-      <w:r>
-        <w:rPr>
-          <w:i w:val="0"/>
-          <w:iCs w:val="0"/>
-          <w:color w:val="auto"/>
-          <w:sz w:val="28"/>
-          <w:szCs w:val="28"/>
-        </w:rPr>
-        <w:t xml:space="preserve">Рисунок </w:t>
-      </w:r>
-      <w:r>
-        <w:rPr>
-          <w:i w:val="0"/>
-          <w:iCs w:val="0"/>
-          <w:color w:val="auto"/>
-          <w:sz w:val="28"/>
-          <w:szCs w:val="28"/>
-        </w:rPr>
-        <w:fldChar w:fldCharType="begin"/>
-      </w:r>
-      <w:r>
-        <w:rPr>
-          <w:i w:val="0"/>
-          <w:iCs w:val="0"/>
-          <w:color w:val="auto"/>
-          <w:sz w:val="28"/>
-          <w:szCs w:val="28"/>
-        </w:rPr>
-        <w:instrText xml:space="preserve"> SEQ Рисунок \* ARABIC </w:instrText>
-      </w:r>
-      <w:r>
-        <w:rPr>
-          <w:i w:val="0"/>
-          <w:iCs w:val="0"/>
-          <w:color w:val="auto"/>
-          <w:sz w:val="28"/>
-          <w:szCs w:val="28"/>
-        </w:rPr>
-        <w:fldChar w:fldCharType="separate"/>
-      </w:r>
-      <w:r>
-        <w:rPr>
-          <w:i w:val="0"/>
-          <w:iCs w:val="0"/>
-          <w:noProof/>
-          <w:color w:val="auto"/>
-          <w:sz w:val="28"/>
-          <w:szCs w:val="28"/>
-        </w:rPr>
-        <w:t>7</w:t>
-      </w:r>
-      <w:r>
-        <w:rPr>
-          <w:i w:val="0"/>
-          <w:iCs w:val="0"/>
-          <w:color w:val="auto"/>
-          <w:sz w:val="28"/>
-          <w:szCs w:val="28"/>
-        </w:rPr>
-        <w:fldChar w:fldCharType="end"/>
-      </w:r>
-      <w:r>
-        <w:rPr>
-          <w:i w:val="0"/>
-          <w:iCs w:val="0"/>
-          <w:color w:val="auto"/>
-          <w:sz w:val="28"/>
-          <w:szCs w:val="28"/>
-        </w:rPr>
-        <w:t xml:space="preserve"> - модальное окно редактирования ИК-пульта</w:t>
-      </w:r>
-    </w:p>
-    <w:p>
-      <w:pPr>
-        <w:ind w:firstLine="709"/>
-        <w:rPr>
-          <w:rFonts w:cs="Times New Roman"/>
-          <w:kern w:val="0"/>
-          <w:szCs w:val="28"/>
-          <w14:ligatures w14:val="none"/>
-        </w:rPr>
-      </w:pPr>
-      <w:r>
-        <w:rPr>
-          <w:rFonts w:cs="Times New Roman"/>
-          <w:kern w:val="0"/>
-          <w:szCs w:val="28"/>
-          <w14:ligatures w14:val="none"/>
-        </w:rPr>
-        <w:t>Пользовательский интерфейс спроектирован как дашборд с навигацией «Устройства», «Графики» и «Сценарии». На основной вкладке сенсоры показывают освещённость, температуру и влажность, реле — состояние и переключатель нагрузки, ИК-пульты — кнопки сохранённых команд. Модальное окно пульта позволяет добавлять, переименовывать и переобучать команды. Фильтрация по комнате и типу, поиск по названию и форма добавления устройств синхронизируются с сервером по REST.</w:t>
-      </w:r>
-      <w:proofErr w:type="spellStart"/>
-      <w:r>
-        <w:rPr>
-          <w:rFonts w:cs="Times New Roman"/>
-          <w:kern w:val="0"/>
-          <w:szCs w:val="28"/>
-          <w:lang w:val="en-US"/>
-          <w14:ligatures w14:val="none"/>
-        </w:rPr>
-      </w:r>
-      <w:proofErr w:type="spellEnd"/>
-      <w:r>
-        <w:rPr>
-          <w:rFonts w:cs="Times New Roman"/>
-          <w:kern w:val="0"/>
-          <w:szCs w:val="28"/>
-          <w14:ligatures w14:val="none"/>
-        </w:rPr>
-      </w:r>
-    </w:p>
-    <w:p>
-      <w:pPr>
-        <w:keepNext/>
-        <w:jc w:val="center"/>
-      </w:pPr>
-      <w:r>
-        <w:rPr>
-          <w:rFonts w:cs="Times New Roman"/>
-          <w:noProof/>
-          <w:kern w:val="0"/>
-          <w:szCs w:val="28"/>
-          <w14:ligatures w14:val="none"/>
-        </w:rPr>
-        <w:drawing>
-          <wp:inline distT="0" distB="0" distL="0" distR="0" wp14:anchorId="66B6B734" wp14:editId="6AFA2397">
-            <wp:extent cx="5940425" cy="2934335"/>
-            <wp:effectExtent l="0" t="0" r="3175" b="0"/>
-            <wp:docPr id="625141665" name="Image 0" descr="preencoded.png"/>
-            <wp:cNvGraphicFramePr>
-              <a:graphicFrameLocks xmlns:a="http://schemas.openxmlformats.org/drawingml/2006/main" noChangeAspect="1"/>
-            </wp:cNvGraphicFramePr>
-            <a:graphic xmlns:a="http://schemas.openxmlformats.org/drawingml/2006/main">
-              <a:graphicData uri="http://schemas.openxmlformats.org/drawingml/2006/picture">
-                <pic:pic xmlns:pic="http://schemas.openxmlformats.org/drawingml/2006/picture">
-                  <pic:nvPicPr>
-                    <pic:cNvPr id="3" name="Image 0" descr="preencoded.png"/>
-                    <pic:cNvPicPr>
-                      <a:picLocks noChangeAspect="1"/>
-                    </pic:cNvPicPr>
-                  </pic:nvPicPr>
-                  <pic:blipFill>
-                    <a:blip r:embed="rId16"/>
-                    <a:stretch>
-                      <a:fillRect/>
-                    </a:stretch>
-                  </pic:blipFill>
-                  <pic:spPr>
-                    <a:xfrm>
-                      <a:off x="0" y="0"/>
-                      <a:ext cx="5940425" cy="2934335"/>
-                    </a:xfrm>
-                    <a:prstGeom prst="rect">
-                      <a:avLst/>
-                    </a:prstGeom>
-                  </pic:spPr>
-                </pic:pic>
-              </a:graphicData>
-            </a:graphic>
-          </wp:inline>
-        </w:drawing>
-      </w:r>
-    </w:p>
-    <w:p>
-      <w:pPr>
-        <w:pStyle w:val="ad"/>
-        <w:spacing w:line="360" w:lineRule="auto"/>
-        <w:jc w:val="center"/>
-        <w:rPr>
-          <w:rFonts w:cs="Times New Roman"/>
-          <w:i w:val="0"/>
-          <w:iCs w:val="0"/>
-          <w:color w:val="auto"/>
-          <w:kern w:val="0"/>
-          <w:sz w:val="28"/>
-          <w:szCs w:val="28"/>
-          <w14:ligatures w14:val="none"/>
-        </w:rPr>
-      </w:pPr>
-      <w:r>
-        <w:rPr>
-          <w:i w:val="0"/>
-          <w:iCs w:val="0"/>
-          <w:color w:val="auto"/>
-          <w:sz w:val="28"/>
-          <w:szCs w:val="28"/>
-        </w:rPr>
-        <w:t xml:space="preserve">Рисунок </w:t>
-      </w:r>
-      <w:r>
-        <w:rPr>
-          <w:i w:val="0"/>
-          <w:iCs w:val="0"/>
-          <w:color w:val="auto"/>
-          <w:sz w:val="28"/>
-          <w:szCs w:val="28"/>
-        </w:rPr>
-        <w:fldChar w:fldCharType="begin"/>
-      </w:r>
-      <w:r>
-        <w:rPr>
-          <w:i w:val="0"/>
-          <w:iCs w:val="0"/>
-          <w:color w:val="auto"/>
-          <w:sz w:val="28"/>
-          <w:szCs w:val="28"/>
-        </w:rPr>
-        <w:instrText xml:space="preserve"> SEQ Рисунок \* ARABIC </w:instrText>
-      </w:r>
-      <w:r>
-        <w:rPr>
-          <w:i w:val="0"/>
-          <w:iCs w:val="0"/>
-          <w:color w:val="auto"/>
-          <w:sz w:val="28"/>
-          <w:szCs w:val="28"/>
-        </w:rPr>
-        <w:fldChar w:fldCharType="separate"/>
-      </w:r>
-      <w:r>
-        <w:rPr>
-          <w:i w:val="0"/>
-          <w:iCs w:val="0"/>
-          <w:noProof/>
-          <w:color w:val="auto"/>
-          <w:sz w:val="28"/>
-          <w:szCs w:val="28"/>
-        </w:rPr>
-        <w:t>8</w:t>
-      </w:r>
-      <w:r>
-        <w:rPr>
-          <w:i w:val="0"/>
-          <w:iCs w:val="0"/>
-          <w:color w:val="auto"/>
-          <w:sz w:val="28"/>
-          <w:szCs w:val="28"/>
-        </w:rPr>
-        <w:fldChar w:fldCharType="end"/>
-      </w:r>
-      <w:r>
-        <w:rPr>
-          <w:i w:val="0"/>
-          <w:iCs w:val="0"/>
-          <w:color w:val="auto"/>
-          <w:sz w:val="28"/>
-          <w:szCs w:val="28"/>
-        </w:rPr>
-        <w:t xml:space="preserve"> - страница с графиками</w:t>
-      </w:r>
-    </w:p>
-    <w:p>
-      <w:pPr>
-        <w:ind w:firstLine="709"/>
-        <w:rPr>
-          <w:rFonts w:cs="Times New Roman"/>
-          <w:kern w:val="0"/>
-          <w:szCs w:val="28"/>
-          <w14:ligatures w14:val="none"/>
-        </w:rPr>
-      </w:pPr>
-      <w:r>
-        <w:rPr>
-          <w:rFonts w:cs="Times New Roman"/>
-          <w:kern w:val="0"/>
-          <w:szCs w:val="28"/>
-          <w14:ligatures w14:val="none"/>
-        </w:rPr>
-        <w:t>Раздел графиков анализирует динамику микроклимата и освещённости за двадцать четыре часа. Отдельные диаграммы строятся для освещённости, температуры и влажности; актуализация согласована с десятиминутной дискретизацией на сервере. Визуализация выполнена средствами Recharts в единицах модели Device.</w:t>
-      </w:r>
-      <w:r>
-        <w:rPr>
-          <w:rFonts w:cs="Times New Roman"/>
-          <w:kern w:val="0"/>
-          <w:szCs w:val="28"/>
-          <w14:ligatures w14:val="none"/>
-        </w:rPr>
-      </w:r>
-      <w:r>
-        <w:rPr>
-          <w:rFonts w:cs="Times New Roman"/>
-          <w:kern w:val="0"/>
-          <w:szCs w:val="28"/>
-          <w14:ligatures w14:val="none"/>
-        </w:rPr>
-      </w:r>
-    </w:p>
-    <w:p>
-      <w:pPr>
         <w:pStyle w:val="2"/>
       </w:pPr>
-      <w:bookmarkStart w:id="17" w:name="_Toc231295187"/>
-      <w:r>
-        <w:t>2.2 Аппаратная часть и прошивки</w:t>
-      </w:r>
-      <w:bookmarkEnd w:id="17"/>
-    </w:p>
-    <w:p>
-      <w:pPr>
-        <w:ind w:firstLine="709"/>
-        <w:rPr>
-          <w:rFonts w:cs="Times New Roman"/>
-          <w:kern w:val="0"/>
-          <w:szCs w:val="28"/>
-          <w14:ligatures w14:val="none"/>
-        </w:rPr>
-      </w:pPr>
-      <w:r>
-        <w:rPr>
-          <w:rFonts w:cs="Times New Roman"/>
-          <w:kern w:val="0"/>
-          <w:szCs w:val="28"/>
-          <w14:ligatures w14:val="none"/>
-        </w:rPr>
-        <w:t xml:space="preserve">Прошивка для </w:t>
-      </w:r>
-      <w:r>
-        <w:rPr>
-          <w:rFonts w:cs="Times New Roman"/>
-          <w:kern w:val="0"/>
-          <w:szCs w:val="28"/>
-          <w:lang w:val="en-US"/>
-          <w14:ligatures w14:val="none"/>
-        </w:rPr>
-        <w:t>STM</w:t>
-      </w:r>
-      <w:r>
-        <w:rPr>
-          <w:rFonts w:cs="Times New Roman"/>
-          <w:kern w:val="0"/>
-          <w:szCs w:val="28"/>
-          <w14:ligatures w14:val="none"/>
-        </w:rPr>
-        <w:t xml:space="preserve">32 </w:t>
-      </w:r>
-      <w:r>
-        <w:rPr>
-          <w:rFonts w:cs="Times New Roman"/>
-          <w:kern w:val="0"/>
-          <w:szCs w:val="28"/>
-          <w14:ligatures w14:val="none"/>
-        </w:rPr>
-        <w:t xml:space="preserve">написана с использованием библиотеки </w:t>
-      </w:r>
-      <w:r>
-        <w:rPr>
-          <w:rFonts w:cs="Times New Roman"/>
-          <w:kern w:val="0"/>
-          <w:szCs w:val="28"/>
-          <w:lang w:val="en-US"/>
-          <w14:ligatures w14:val="none"/>
-        </w:rPr>
-        <w:t>STM</w:t>
-      </w:r>
-      <w:r>
-        <w:rPr>
-          <w:rFonts w:cs="Times New Roman"/>
-          <w:kern w:val="0"/>
-          <w:szCs w:val="28"/>
-          <w14:ligatures w14:val="none"/>
-        </w:rPr>
-        <w:t>32</w:t>
-      </w:r>
-      <w:r>
-        <w:rPr>
-          <w:rFonts w:cs="Times New Roman"/>
-          <w:kern w:val="0"/>
-          <w:szCs w:val="28"/>
-          <w:lang w:val="en-US"/>
-          <w14:ligatures w14:val="none"/>
-        </w:rPr>
-        <w:t>C</w:t>
-      </w:r>
-      <w:r>
-        <w:rPr>
-          <w:rFonts w:cs="Times New Roman"/>
-          <w:kern w:val="0"/>
-          <w:szCs w:val="28"/>
-          <w:lang w:val="en-US"/>
-          <w14:ligatures w14:val="none"/>
-        </w:rPr>
-        <w:t>ube</w:t>
-      </w:r>
-      <w:r>
-        <w:rPr>
-          <w:rFonts w:cs="Times New Roman"/>
-          <w:kern w:val="0"/>
-          <w:szCs w:val="28"/>
-          <w14:ligatures w14:val="none"/>
-        </w:rPr>
-        <w:t xml:space="preserve"> </w:t>
-      </w:r>
-      <w:r>
-        <w:rPr>
-          <w:rFonts w:cs="Times New Roman"/>
-          <w:kern w:val="0"/>
-          <w:szCs w:val="28"/>
-          <w:lang w:val="en-US"/>
-          <w14:ligatures w14:val="none"/>
-        </w:rPr>
-        <w:t>HAL</w:t>
-      </w:r>
-      <w:r>
-        <w:rPr>
-          <w:rFonts w:cs="Times New Roman"/>
-          <w:kern w:val="0"/>
-          <w:szCs w:val="28"/>
-          <w14:ligatures w14:val="none"/>
-        </w:rPr>
-        <w:t xml:space="preserve"> </w:t>
-      </w:r>
-      <w:r>
-        <w:rPr>
-          <w:rFonts w:cs="Times New Roman"/>
-          <w:kern w:val="0"/>
-          <w:szCs w:val="28"/>
-          <w14:ligatures w14:val="none"/>
-        </w:rPr>
-        <w:t xml:space="preserve">в среде </w:t>
-      </w:r>
-      <w:proofErr w:type="spellStart"/>
-      <w:r>
-        <w:rPr>
-          <w:rFonts w:cs="Times New Roman"/>
-          <w:kern w:val="0"/>
-          <w:szCs w:val="28"/>
-          <w:lang w:val="en-US"/>
-          <w14:ligatures w14:val="none"/>
-        </w:rPr>
-        <w:t>PlatformIO</w:t>
-      </w:r>
-      <w:proofErr w:type="spellEnd"/>
-      <w:r>
-        <w:rPr>
-          <w:rFonts w:cs="Times New Roman"/>
-          <w:kern w:val="0"/>
-          <w:szCs w:val="28"/>
-          <w14:ligatures w14:val="none"/>
-        </w:rPr>
-        <w:t xml:space="preserve">. </w:t>
-      </w:r>
-      <w:r>
-        <w:rPr>
-          <w:rFonts w:cs="Times New Roman"/>
-          <w:kern w:val="0"/>
-          <w:szCs w:val="28"/>
-          <w14:ligatures w14:val="none"/>
-        </w:rPr>
-        <w:t>Главная цель – максимально разгрузить процессор и обеспечить своевременное выполнение задач реального времени</w:t>
-      </w:r>
-      <w:r>
-        <w:rPr>
-          <w:rFonts w:cs="Times New Roman"/>
-          <w:kern w:val="0"/>
-          <w:szCs w:val="28"/>
-          <w14:ligatures w14:val="none"/>
-        </w:rPr>
-        <w:t xml:space="preserve">. Считывание данных с датчиков организовано через прерывания и </w:t>
-      </w:r>
-      <w:r>
-        <w:rPr>
-          <w:rFonts w:cs="Times New Roman"/>
-          <w:kern w:val="0"/>
-          <w:szCs w:val="28"/>
-          <w:lang w:val="en-US"/>
-          <w14:ligatures w14:val="none"/>
-        </w:rPr>
-        <w:t>DMA</w:t>
-      </w:r>
-      <w:r>
-        <w:rPr>
-          <w:rFonts w:cs="Times New Roman"/>
-          <w:kern w:val="0"/>
-          <w:szCs w:val="28"/>
-          <w14:ligatures w14:val="none"/>
-        </w:rPr>
-        <w:t xml:space="preserve">. </w:t>
-      </w:r>
-      <w:r>
-        <w:rPr>
-          <w:rFonts w:cs="Times New Roman"/>
-          <w:kern w:val="0"/>
-          <w:szCs w:val="28"/>
-          <w14:ligatures w14:val="none"/>
-        </w:rPr>
-        <w:t xml:space="preserve">Аналоговый сигнал с фоторезистора </w:t>
-      </w:r>
-      <w:r>
-        <w:rPr>
-          <w:rFonts w:cs="Times New Roman"/>
-          <w:kern w:val="0"/>
-          <w:szCs w:val="28"/>
-          <w:lang w:val="en-US"/>
-          <w14:ligatures w14:val="none"/>
-        </w:rPr>
-        <w:t>KY</w:t>
-      </w:r>
-      <w:r>
-        <w:rPr>
-          <w:rFonts w:cs="Times New Roman"/>
-          <w:kern w:val="0"/>
-          <w:szCs w:val="28"/>
-          <w14:ligatures w14:val="none"/>
-        </w:rPr>
-        <w:t xml:space="preserve">-018 </w:t>
-      </w:r>
-      <w:r>
-        <w:rPr>
-          <w:rFonts w:cs="Times New Roman"/>
-          <w:kern w:val="0"/>
-          <w:szCs w:val="28"/>
-          <w14:ligatures w14:val="none"/>
-        </w:rPr>
-        <w:t xml:space="preserve">и данные с </w:t>
-      </w:r>
-      <w:r>
-        <w:rPr>
-          <w:rFonts w:cs="Times New Roman"/>
-          <w:kern w:val="0"/>
-          <w:szCs w:val="28"/>
-          <w:lang w:val="en-US"/>
-          <w14:ligatures w14:val="none"/>
-        </w:rPr>
-        <w:t>BME</w:t>
-      </w:r>
-      <w:r>
-        <w:rPr>
-          <w:rFonts w:cs="Times New Roman"/>
-          <w:kern w:val="0"/>
-          <w:szCs w:val="28"/>
-          <w14:ligatures w14:val="none"/>
-        </w:rPr>
-        <w:t xml:space="preserve">280 </w:t>
-      </w:r>
-      <w:r>
-        <w:rPr>
-          <w:rFonts w:cs="Times New Roman"/>
-          <w:kern w:val="0"/>
-          <w:szCs w:val="28"/>
-          <w14:ligatures w14:val="none"/>
-        </w:rPr>
-        <w:t xml:space="preserve">считываются с заданной периодичностью в 10 секунд. Для генерации ИК-сигнала используется аппаратный таймер в режиме </w:t>
-      </w:r>
-      <w:r>
-        <w:rPr>
-          <w:rFonts w:cs="Times New Roman"/>
-          <w:kern w:val="0"/>
-          <w:szCs w:val="28"/>
-          <w:lang w:val="en-US"/>
-          <w14:ligatures w14:val="none"/>
-        </w:rPr>
-        <w:t>PWM</w:t>
-      </w:r>
-      <w:r>
-        <w:rPr>
-          <w:rFonts w:cs="Times New Roman"/>
-          <w:kern w:val="0"/>
-          <w:szCs w:val="28"/>
-          <w14:ligatures w14:val="none"/>
-        </w:rPr>
-        <w:t xml:space="preserve"> </w:t>
-      </w:r>
-      <w:r>
-        <w:rPr>
-          <w:rFonts w:cs="Times New Roman"/>
-          <w:kern w:val="0"/>
-          <w:szCs w:val="28"/>
-          <w14:ligatures w14:val="none"/>
-        </w:rPr>
-        <w:t xml:space="preserve">с заданной частотой в </w:t>
-      </w:r>
-      <w:r>
-        <w:rPr>
-          <w:rFonts w:cs="Times New Roman"/>
-          <w:kern w:val="0"/>
-          <w:szCs w:val="28"/>
-          <w14:ligatures w14:val="none"/>
-        </w:rPr>
-        <w:t>38</w:t>
-      </w:r>
-      <w:r>
-        <w:rPr>
-          <w:rFonts w:cs="Times New Roman"/>
-          <w:kern w:val="0"/>
-          <w:szCs w:val="28"/>
-          <w14:ligatures w14:val="none"/>
-        </w:rPr>
-        <w:t xml:space="preserve"> кГц. Управление реле реализовано через </w:t>
-      </w:r>
-      <w:r>
-        <w:rPr>
-          <w:rFonts w:cs="Times New Roman"/>
-          <w:kern w:val="0"/>
-          <w:szCs w:val="28"/>
-          <w:lang w:val="en-US"/>
-          <w14:ligatures w14:val="none"/>
-        </w:rPr>
-        <w:t>GPIO</w:t>
-      </w:r>
-      <w:r>
-        <w:rPr>
-          <w:rFonts w:cs="Times New Roman"/>
-          <w:kern w:val="0"/>
-          <w:szCs w:val="28"/>
-          <w14:ligatures w14:val="none"/>
-        </w:rPr>
-        <w:t>.</w:t>
-      </w:r>
-    </w:p>
-    <w:p>
-      <w:pPr>
-        <w:ind w:firstLine="709"/>
-        <w:rPr>
-          <w:rFonts w:cs="Times New Roman"/>
-          <w:kern w:val="0"/>
-          <w:szCs w:val="28"/>
-          <w14:ligatures w14:val="none"/>
-        </w:rPr>
-      </w:pPr>
-      <w:r>
-        <w:rPr>
-          <w:rFonts w:cs="Times New Roman"/>
-          <w:kern w:val="0"/>
-          <w:szCs w:val="28"/>
-          <w14:ligatures w14:val="none"/>
-        </w:rPr>
-        <w:t xml:space="preserve">Например, при поступлении команды </w:t>
-      </w:r>
-      <w:r>
-        <w:rPr>
-          <w:rFonts w:cs="Times New Roman"/>
-          <w:kern w:val="0"/>
-          <w:szCs w:val="28"/>
-          <w:lang w:val="en-US"/>
-          <w14:ligatures w14:val="none"/>
-        </w:rPr>
-        <w:t>send</w:t>
-      </w:r>
-      <w:r>
-        <w:rPr>
-          <w:rFonts w:cs="Times New Roman"/>
-          <w:kern w:val="0"/>
-          <w:szCs w:val="28"/>
-          <w14:ligatures w14:val="none"/>
-        </w:rPr>
-        <w:t>_</w:t>
-      </w:r>
-      <w:proofErr w:type="spellStart"/>
-      <w:r>
-        <w:rPr>
-          <w:rFonts w:cs="Times New Roman"/>
-          <w:kern w:val="0"/>
-          <w:szCs w:val="28"/>
-          <w:lang w:val="en-US"/>
-          <w14:ligatures w14:val="none"/>
-        </w:rPr>
-        <w:t>ir</w:t>
-      </w:r>
-      <w:proofErr w:type="spellEnd"/>
-      <w:r>
-        <w:rPr>
-          <w:rFonts w:cs="Times New Roman"/>
-          <w:kern w:val="0"/>
-          <w:szCs w:val="28"/>
-          <w14:ligatures w14:val="none"/>
-        </w:rPr>
-        <w:t xml:space="preserve"> </w:t>
-      </w:r>
-      <w:r>
-        <w:rPr>
-          <w:rFonts w:cs="Times New Roman"/>
-          <w:kern w:val="0"/>
-          <w:szCs w:val="28"/>
-          <w14:ligatures w14:val="none"/>
-        </w:rPr>
-        <w:t xml:space="preserve">от </w:t>
-      </w:r>
-      <w:r>
-        <w:rPr>
-          <w:rFonts w:cs="Times New Roman"/>
-          <w:kern w:val="0"/>
-          <w:szCs w:val="28"/>
-          <w:lang w:val="en-US"/>
-          <w14:ligatures w14:val="none"/>
-        </w:rPr>
-        <w:t>ESP</w:t>
-      </w:r>
-      <w:r>
-        <w:rPr>
-          <w:rFonts w:cs="Times New Roman"/>
-          <w:kern w:val="0"/>
-          <w:szCs w:val="28"/>
-          <w14:ligatures w14:val="none"/>
-        </w:rPr>
-        <w:t xml:space="preserve">8266 </w:t>
-      </w:r>
-      <w:r>
-        <w:rPr>
-          <w:rFonts w:cs="Times New Roman"/>
-          <w:kern w:val="0"/>
-          <w:szCs w:val="28"/>
-          <w14:ligatures w14:val="none"/>
-        </w:rPr>
-        <w:t xml:space="preserve">микроконтроллер сразу формирует соответствующий ИК-пакет и отправляет его через </w:t>
-      </w:r>
-      <w:r>
-        <w:rPr>
-          <w:rFonts w:cs="Times New Roman"/>
-          <w:kern w:val="0"/>
-          <w:szCs w:val="28"/>
-          <w:lang w:val="en-US"/>
-          <w14:ligatures w14:val="none"/>
-        </w:rPr>
-        <w:t>KY</w:t>
-      </w:r>
-      <w:r>
-        <w:rPr>
-          <w:rFonts w:cs="Times New Roman"/>
-          <w:kern w:val="0"/>
-          <w:szCs w:val="28"/>
-          <w14:ligatures w14:val="none"/>
-        </w:rPr>
-        <w:t xml:space="preserve">-005. </w:t>
-      </w:r>
-      <w:r>
-        <w:rPr>
-          <w:rFonts w:cs="Times New Roman"/>
-          <w:kern w:val="0"/>
-          <w:szCs w:val="28"/>
-          <w14:ligatures w14:val="none"/>
-        </w:rPr>
-        <w:t xml:space="preserve">А все данные, полученные с датчиков (освещенность, влажность и температура) пакетируются и отправляются по </w:t>
-      </w:r>
-      <w:r>
-        <w:rPr>
-          <w:rFonts w:cs="Times New Roman"/>
-          <w:kern w:val="0"/>
-          <w:szCs w:val="28"/>
-          <w:lang w:val="en-US"/>
-          <w14:ligatures w14:val="none"/>
-        </w:rPr>
-        <w:t>UART</w:t>
-      </w:r>
-      <w:r>
-        <w:rPr>
-          <w:rFonts w:cs="Times New Roman"/>
-          <w:kern w:val="0"/>
-          <w:szCs w:val="28"/>
-          <w14:ligatures w14:val="none"/>
-        </w:rPr>
-        <w:t xml:space="preserve"> </w:t>
-      </w:r>
-      <w:r>
-        <w:rPr>
-          <w:rFonts w:cs="Times New Roman"/>
-          <w:kern w:val="0"/>
-          <w:szCs w:val="28"/>
-          <w14:ligatures w14:val="none"/>
-        </w:rPr>
-        <w:t xml:space="preserve">на </w:t>
-      </w:r>
-      <w:r>
-        <w:rPr>
-          <w:rFonts w:cs="Times New Roman"/>
-          <w:kern w:val="0"/>
-          <w:szCs w:val="28"/>
-          <w:lang w:val="en-US"/>
-          <w14:ligatures w14:val="none"/>
-        </w:rPr>
-        <w:t>ESP</w:t>
-      </w:r>
-      <w:r>
-        <w:rPr>
-          <w:rFonts w:cs="Times New Roman"/>
-          <w:kern w:val="0"/>
-          <w:szCs w:val="28"/>
-          <w14:ligatures w14:val="none"/>
-        </w:rPr>
-        <w:t>.</w:t>
-      </w:r>
-    </w:p>
-    <w:p>
-      <w:pPr>
-        <w:ind w:firstLine="709"/>
-        <w:rPr>
-          <w:rFonts w:cs="Times New Roman"/>
-          <w:kern w:val="0"/>
-          <w:szCs w:val="28"/>
-          <w14:ligatures w14:val="none"/>
-        </w:rPr>
-      </w:pPr>
-      <w:r>
-        <w:rPr>
-          <w:rFonts w:cs="Times New Roman"/>
-          <w:kern w:val="0"/>
-          <w:szCs w:val="28"/>
-          <w14:ligatures w14:val="none"/>
-        </w:rPr>
-        <w:t xml:space="preserve">Для модуля </w:t>
-      </w:r>
-      <w:r>
-        <w:rPr>
-          <w:rFonts w:cs="Times New Roman"/>
-          <w:kern w:val="0"/>
-          <w:szCs w:val="28"/>
-          <w:lang w:val="en-US"/>
-          <w14:ligatures w14:val="none"/>
-        </w:rPr>
-        <w:t>ESP</w:t>
-      </w:r>
-      <w:r>
-        <w:rPr>
-          <w:rFonts w:cs="Times New Roman"/>
-          <w:kern w:val="0"/>
-          <w:szCs w:val="28"/>
-          <w14:ligatures w14:val="none"/>
-        </w:rPr>
-        <w:t xml:space="preserve">8266 </w:t>
-      </w:r>
-      <w:r>
-        <w:rPr>
-          <w:rFonts w:cs="Times New Roman"/>
-          <w:kern w:val="0"/>
-          <w:szCs w:val="28"/>
-          <w14:ligatures w14:val="none"/>
-        </w:rPr>
-        <w:t xml:space="preserve">используется среда </w:t>
-      </w:r>
-      <w:r>
-        <w:rPr>
-          <w:rFonts w:cs="Times New Roman"/>
-          <w:kern w:val="0"/>
-          <w:szCs w:val="28"/>
-          <w:lang w:val="en-US"/>
-          <w14:ligatures w14:val="none"/>
-        </w:rPr>
-        <w:t>Arduino</w:t>
-      </w:r>
-      <w:r>
-        <w:rPr>
-          <w:rFonts w:cs="Times New Roman"/>
-          <w:kern w:val="0"/>
-          <w:szCs w:val="28"/>
-          <w14:ligatures w14:val="none"/>
-        </w:rPr>
-        <w:t xml:space="preserve"> </w:t>
-      </w:r>
-      <w:r>
-        <w:rPr>
-          <w:rFonts w:cs="Times New Roman"/>
-          <w:kern w:val="0"/>
-          <w:szCs w:val="28"/>
-          <w:lang w:val="en-US"/>
-          <w14:ligatures w14:val="none"/>
-        </w:rPr>
-        <w:t>IDE</w:t>
-      </w:r>
-      <w:r>
-        <w:rPr>
-          <w:rFonts w:cs="Times New Roman"/>
-          <w:kern w:val="0"/>
-          <w:szCs w:val="28"/>
-          <w14:ligatures w14:val="none"/>
-        </w:rPr>
-        <w:t xml:space="preserve">. Для избежания конфликтов аппаратного </w:t>
-      </w:r>
-      <w:r>
-        <w:rPr>
-          <w:rFonts w:cs="Times New Roman"/>
-          <w:kern w:val="0"/>
-          <w:szCs w:val="28"/>
-          <w:lang w:val="en-US"/>
-          <w14:ligatures w14:val="none"/>
-        </w:rPr>
-        <w:t>UART</w:t>
-      </w:r>
-      <w:r>
-        <w:rPr>
-          <w:rFonts w:cs="Times New Roman"/>
-          <w:kern w:val="0"/>
-          <w:szCs w:val="28"/>
-          <w14:ligatures w14:val="none"/>
-        </w:rPr>
-        <w:t xml:space="preserve"> </w:t>
-      </w:r>
-      <w:r>
-        <w:rPr>
-          <w:rFonts w:cs="Times New Roman"/>
-          <w:kern w:val="0"/>
-          <w:szCs w:val="28"/>
-          <w14:ligatures w14:val="none"/>
-        </w:rPr>
-        <w:t xml:space="preserve">с </w:t>
-      </w:r>
-      <w:r>
-        <w:rPr>
-          <w:rFonts w:cs="Times New Roman"/>
-          <w:kern w:val="0"/>
-          <w:szCs w:val="28"/>
-          <w:lang w:val="en-US"/>
-          <w14:ligatures w14:val="none"/>
-        </w:rPr>
-        <w:t>WI</w:t>
-      </w:r>
-      <w:r>
-        <w:rPr>
-          <w:rFonts w:cs="Times New Roman"/>
-          <w:kern w:val="0"/>
-          <w:szCs w:val="28"/>
-          <w14:ligatures w14:val="none"/>
-        </w:rPr>
-        <w:t>-</w:t>
-      </w:r>
-      <w:r>
-        <w:rPr>
-          <w:rFonts w:cs="Times New Roman"/>
-          <w:kern w:val="0"/>
-          <w:szCs w:val="28"/>
-          <w:lang w:val="en-US"/>
-          <w14:ligatures w14:val="none"/>
-        </w:rPr>
-        <w:t>FI</w:t>
-      </w:r>
-      <w:r>
-        <w:rPr>
-          <w:rFonts w:cs="Times New Roman"/>
-          <w:kern w:val="0"/>
-          <w:szCs w:val="28"/>
-          <w14:ligatures w14:val="none"/>
-        </w:rPr>
-        <w:t xml:space="preserve"> </w:t>
-      </w:r>
-      <w:r>
-        <w:rPr>
-          <w:rFonts w:cs="Times New Roman"/>
-          <w:kern w:val="0"/>
-          <w:szCs w:val="28"/>
-          <w14:ligatures w14:val="none"/>
-        </w:rPr>
-        <w:t xml:space="preserve">стеком, для связи с </w:t>
-      </w:r>
-      <w:r>
-        <w:rPr>
-          <w:rFonts w:cs="Times New Roman"/>
-          <w:kern w:val="0"/>
-          <w:szCs w:val="28"/>
-          <w:lang w:val="en-US"/>
-          <w14:ligatures w14:val="none"/>
-        </w:rPr>
-        <w:t>STM</w:t>
-      </w:r>
-      <w:r>
-        <w:rPr>
-          <w:rFonts w:cs="Times New Roman"/>
-          <w:kern w:val="0"/>
-          <w:szCs w:val="28"/>
-          <w14:ligatures w14:val="none"/>
-        </w:rPr>
-        <w:t xml:space="preserve">32 </w:t>
-      </w:r>
-      <w:r>
-        <w:rPr>
-          <w:rFonts w:cs="Times New Roman"/>
-          <w:kern w:val="0"/>
-          <w:szCs w:val="28"/>
-          <w14:ligatures w14:val="none"/>
-        </w:rPr>
-        <w:t xml:space="preserve">применяется библиотека </w:t>
-      </w:r>
-      <w:proofErr w:type="spellStart"/>
-      <w:r>
-        <w:rPr>
-          <w:rFonts w:cs="Times New Roman"/>
-          <w:kern w:val="0"/>
-          <w:szCs w:val="28"/>
-          <w:lang w:val="en-US"/>
-          <w14:ligatures w14:val="none"/>
-        </w:rPr>
-        <w:t>SoftwareSerial</w:t>
-      </w:r>
-      <w:proofErr w:type="spellEnd"/>
-      <w:r>
-        <w:rPr>
-          <w:rFonts w:cs="Times New Roman"/>
-          <w:kern w:val="0"/>
-          <w:szCs w:val="28"/>
-          <w14:ligatures w14:val="none"/>
-        </w:rPr>
-        <w:t xml:space="preserve">, </w:t>
-      </w:r>
-      <w:r>
-        <w:rPr>
-          <w:rFonts w:cs="Times New Roman"/>
-          <w:kern w:val="0"/>
-          <w:szCs w:val="28"/>
-          <w14:ligatures w14:val="none"/>
-        </w:rPr>
-        <w:t xml:space="preserve">которая эмулирует </w:t>
-      </w:r>
-      <w:r>
-        <w:rPr>
-          <w:rFonts w:cs="Times New Roman"/>
-          <w:kern w:val="0"/>
-          <w:szCs w:val="28"/>
-          <w:lang w:val="en-US"/>
-          <w14:ligatures w14:val="none"/>
-        </w:rPr>
-        <w:t>UART</w:t>
-      </w:r>
-      <w:r>
-        <w:rPr>
-          <w:rFonts w:cs="Times New Roman"/>
-          <w:kern w:val="0"/>
-          <w:szCs w:val="28"/>
-          <w14:ligatures w14:val="none"/>
-        </w:rPr>
-        <w:t xml:space="preserve"> </w:t>
-      </w:r>
-      <w:proofErr w:type="spellStart"/>
-      <w:r>
-        <w:rPr>
-          <w:rFonts w:cs="Times New Roman"/>
-          <w:kern w:val="0"/>
-          <w:szCs w:val="28"/>
-          <w14:ligatures w14:val="none"/>
-        </w:rPr>
-        <w:t>программно</w:t>
-      </w:r>
-      <w:proofErr w:type="spellEnd"/>
-      <w:r>
-        <w:rPr>
-          <w:rFonts w:cs="Times New Roman"/>
-          <w:kern w:val="0"/>
-          <w:szCs w:val="28"/>
-          <w14:ligatures w14:val="none"/>
-        </w:rPr>
-        <w:t xml:space="preserve"> на произвольных </w:t>
-      </w:r>
-      <w:r>
-        <w:rPr>
-          <w:rFonts w:cs="Times New Roman"/>
-          <w:kern w:val="0"/>
-          <w:szCs w:val="28"/>
-          <w:lang w:val="en-US"/>
-          <w14:ligatures w14:val="none"/>
-        </w:rPr>
-        <w:t>GPIO</w:t>
-      </w:r>
-      <w:r>
-        <w:rPr>
-          <w:rFonts w:cs="Times New Roman"/>
-          <w:kern w:val="0"/>
-          <w:szCs w:val="28"/>
-          <w14:ligatures w14:val="none"/>
-        </w:rPr>
-        <w:t>-пинах</w:t>
-      </w:r>
-      <w:r>
-        <w:rPr>
-          <w:rFonts w:cs="Times New Roman"/>
-          <w:kern w:val="0"/>
-          <w:szCs w:val="28"/>
-          <w14:ligatures w14:val="none"/>
-        </w:rPr>
-        <w:t xml:space="preserve">. Для </w:t>
-      </w:r>
-      <w:r>
-        <w:rPr>
-          <w:rFonts w:cs="Times New Roman"/>
-          <w:kern w:val="0"/>
-          <w:szCs w:val="28"/>
-          <w:lang w:val="en-US"/>
-          <w14:ligatures w14:val="none"/>
-        </w:rPr>
-        <w:t>ESP</w:t>
-      </w:r>
-      <w:r>
-        <w:rPr>
-          <w:rFonts w:cs="Times New Roman"/>
-          <w:kern w:val="0"/>
-          <w:szCs w:val="28"/>
-          <w14:ligatures w14:val="none"/>
-        </w:rPr>
-        <w:t xml:space="preserve">8266 реализовано подключение к домашней сети </w:t>
-      </w:r>
-      <w:r>
-        <w:rPr>
-          <w:rFonts w:cs="Times New Roman"/>
-          <w:kern w:val="0"/>
-          <w:szCs w:val="28"/>
-          <w:lang w:val="en-US"/>
-          <w14:ligatures w14:val="none"/>
-        </w:rPr>
-        <w:t>WI</w:t>
-      </w:r>
-      <w:r>
-        <w:rPr>
-          <w:rFonts w:cs="Times New Roman"/>
-          <w:kern w:val="0"/>
-          <w:szCs w:val="28"/>
-          <w14:ligatures w14:val="none"/>
-        </w:rPr>
-        <w:t>-</w:t>
-      </w:r>
-      <w:r>
-        <w:rPr>
-          <w:rFonts w:cs="Times New Roman"/>
-          <w:kern w:val="0"/>
-          <w:szCs w:val="28"/>
-          <w:lang w:val="en-US"/>
-          <w14:ligatures w14:val="none"/>
-        </w:rPr>
-        <w:t>FI</w:t>
-      </w:r>
-      <w:r>
-        <w:rPr>
-          <w:rFonts w:cs="Times New Roman"/>
-          <w:kern w:val="0"/>
-          <w:szCs w:val="28"/>
-          <w14:ligatures w14:val="none"/>
-        </w:rPr>
-        <w:t xml:space="preserve"> </w:t>
-      </w:r>
-      <w:r>
-        <w:rPr>
-          <w:rFonts w:cs="Times New Roman"/>
-          <w:kern w:val="0"/>
-          <w:szCs w:val="28"/>
-          <w14:ligatures w14:val="none"/>
-        </w:rPr>
-        <w:t xml:space="preserve">с механизмом автоматического переподключения, установка и поддержание постоянного </w:t>
-      </w:r>
-      <w:r>
-        <w:rPr>
-          <w:rFonts w:cs="Times New Roman"/>
-          <w:kern w:val="0"/>
-          <w:szCs w:val="28"/>
-          <w:lang w:val="en-US"/>
-          <w14:ligatures w14:val="none"/>
-        </w:rPr>
-        <w:t>WebSocket</w:t>
-      </w:r>
-      <w:r>
-        <w:rPr>
-          <w:rFonts w:cs="Times New Roman"/>
-          <w:kern w:val="0"/>
-          <w:szCs w:val="28"/>
-          <w14:ligatures w14:val="none"/>
-        </w:rPr>
-        <w:t>-</w:t>
-      </w:r>
-      <w:r>
-        <w:rPr>
-          <w:rFonts w:cs="Times New Roman"/>
-          <w:kern w:val="0"/>
-          <w:szCs w:val="28"/>
-          <w14:ligatures w14:val="none"/>
-        </w:rPr>
-        <w:t xml:space="preserve">соединения с сервером, прием данных от </w:t>
-      </w:r>
-      <w:r>
-        <w:rPr>
-          <w:rFonts w:cs="Times New Roman"/>
-          <w:kern w:val="0"/>
-          <w:szCs w:val="28"/>
-          <w:lang w:val="en-US"/>
-          <w14:ligatures w14:val="none"/>
-        </w:rPr>
-        <w:t>STM</w:t>
-      </w:r>
-      <w:r>
-        <w:rPr>
-          <w:rFonts w:cs="Times New Roman"/>
-          <w:kern w:val="0"/>
-          <w:szCs w:val="28"/>
-          <w14:ligatures w14:val="none"/>
-        </w:rPr>
-        <w:t xml:space="preserve">32 </w:t>
-      </w:r>
-      <w:r>
-        <w:rPr>
-          <w:rFonts w:cs="Times New Roman"/>
-          <w:kern w:val="0"/>
-          <w:szCs w:val="28"/>
-          <w14:ligatures w14:val="none"/>
-        </w:rPr>
-        <w:t xml:space="preserve">по </w:t>
-      </w:r>
-      <w:proofErr w:type="spellStart"/>
-      <w:r>
-        <w:rPr>
-          <w:rFonts w:cs="Times New Roman"/>
-          <w:kern w:val="0"/>
-          <w:szCs w:val="28"/>
-          <w:lang w:val="en-US"/>
-          <w14:ligatures w14:val="none"/>
-        </w:rPr>
-        <w:t>SoftwareSerial</w:t>
-      </w:r>
-      <w:proofErr w:type="spellEnd"/>
-      <w:r>
-        <w:rPr>
-          <w:rFonts w:cs="Times New Roman"/>
-          <w:kern w:val="0"/>
-          <w:szCs w:val="28"/>
-          <w14:ligatures w14:val="none"/>
-        </w:rPr>
-        <w:t xml:space="preserve">, </w:t>
-      </w:r>
-      <w:r>
-        <w:rPr>
-          <w:rFonts w:cs="Times New Roman"/>
-          <w:kern w:val="0"/>
-          <w:szCs w:val="28"/>
-          <w14:ligatures w14:val="none"/>
-        </w:rPr>
-        <w:t xml:space="preserve">парсинг пакетов и преобразование их в </w:t>
-      </w:r>
-      <w:r>
-        <w:rPr>
-          <w:rFonts w:cs="Times New Roman"/>
-          <w:kern w:val="0"/>
-          <w:szCs w:val="28"/>
-          <w:lang w:val="en-US"/>
-          <w14:ligatures w14:val="none"/>
-        </w:rPr>
-        <w:t>JSON</w:t>
-      </w:r>
-      <w:r>
-        <w:rPr>
-          <w:rFonts w:cs="Times New Roman"/>
-          <w:kern w:val="0"/>
-          <w:szCs w:val="28"/>
-          <w14:ligatures w14:val="none"/>
-        </w:rPr>
-        <w:t>-</w:t>
-      </w:r>
-      <w:r>
-        <w:rPr>
-          <w:rFonts w:cs="Times New Roman"/>
-          <w:kern w:val="0"/>
-          <w:szCs w:val="28"/>
-          <w14:ligatures w14:val="none"/>
-        </w:rPr>
-        <w:t>формат, отправка полученных данных на сервер, а также прием команд от сервера (</w:t>
-      </w:r>
-      <w:r>
-        <w:rPr>
-          <w:rFonts w:cs="Times New Roman"/>
-          <w:kern w:val="0"/>
-          <w:szCs w:val="28"/>
-          <w:lang w:val="en-US"/>
-          <w14:ligatures w14:val="none"/>
-        </w:rPr>
-        <w:t>send</w:t>
-      </w:r>
-      <w:r>
-        <w:rPr>
-          <w:rFonts w:cs="Times New Roman"/>
-          <w:kern w:val="0"/>
-          <w:szCs w:val="28"/>
-          <w14:ligatures w14:val="none"/>
-        </w:rPr>
-        <w:t>_</w:t>
-      </w:r>
-      <w:proofErr w:type="spellStart"/>
-      <w:r>
-        <w:rPr>
-          <w:rFonts w:cs="Times New Roman"/>
-          <w:kern w:val="0"/>
-          <w:szCs w:val="28"/>
-          <w:lang w:val="en-US"/>
-          <w14:ligatures w14:val="none"/>
-        </w:rPr>
-        <w:t>ir</w:t>
-      </w:r>
-      <w:proofErr w:type="spellEnd"/>
-      <w:r>
-        <w:rPr>
-          <w:rFonts w:cs="Times New Roman"/>
-          <w:kern w:val="0"/>
-          <w:szCs w:val="28"/>
-          <w14:ligatures w14:val="none"/>
-        </w:rPr>
-        <w:t xml:space="preserve">, </w:t>
-      </w:r>
-      <w:r>
-        <w:rPr>
-          <w:rFonts w:cs="Times New Roman"/>
-          <w:kern w:val="0"/>
-          <w:szCs w:val="28"/>
-          <w:lang w:val="en-US"/>
-          <w14:ligatures w14:val="none"/>
-        </w:rPr>
-        <w:t>relay</w:t>
-      </w:r>
-      <w:r>
-        <w:rPr>
-          <w:rFonts w:cs="Times New Roman"/>
-          <w:kern w:val="0"/>
-          <w:szCs w:val="28"/>
-          <w14:ligatures w14:val="none"/>
-        </w:rPr>
-        <w:t>_</w:t>
-      </w:r>
-      <w:r>
-        <w:rPr>
-          <w:rFonts w:cs="Times New Roman"/>
-          <w:kern w:val="0"/>
-          <w:szCs w:val="28"/>
-          <w:lang w:val="en-US"/>
-          <w14:ligatures w14:val="none"/>
-        </w:rPr>
-        <w:t>control</w:t>
-      </w:r>
-      <w:r>
-        <w:rPr>
-          <w:rFonts w:cs="Times New Roman"/>
-          <w:kern w:val="0"/>
-          <w:szCs w:val="28"/>
-          <w14:ligatures w14:val="none"/>
-        </w:rPr>
-        <w:t xml:space="preserve">) </w:t>
-      </w:r>
-      <w:r>
-        <w:rPr>
-          <w:rFonts w:cs="Times New Roman"/>
-          <w:kern w:val="0"/>
-          <w:szCs w:val="28"/>
-          <w14:ligatures w14:val="none"/>
-        </w:rPr>
-        <w:t xml:space="preserve">и мгновенная передача их на </w:t>
-      </w:r>
-      <w:r>
-        <w:rPr>
-          <w:rFonts w:cs="Times New Roman"/>
-          <w:kern w:val="0"/>
-          <w:szCs w:val="28"/>
-          <w:lang w:val="en-US"/>
-          <w14:ligatures w14:val="none"/>
-        </w:rPr>
-        <w:t>STM</w:t>
-      </w:r>
-      <w:r>
-        <w:rPr>
-          <w:rFonts w:cs="Times New Roman"/>
-          <w:kern w:val="0"/>
-          <w:szCs w:val="28"/>
-          <w14:ligatures w14:val="none"/>
-        </w:rPr>
-        <w:t>32</w:t>
-      </w:r>
-    </w:p>
-    <w:p>
-      <w:pPr>
-        <w:pStyle w:val="2"/>
-      </w:pPr>
-      <w:bookmarkStart w:id="18" w:name="_Toc231295188"/>
-      <w:r>
-        <w:t xml:space="preserve">2.3 </w:t>
-      </w:r>
-      <w:r>
-        <w:t xml:space="preserve">Реализация </w:t>
-      </w:r>
-      <w:r>
-        <w:rPr>
-          <w:lang w:val="en-US"/>
-        </w:rPr>
-        <w:t>Backend</w:t>
-      </w:r>
-      <w:bookmarkEnd w:id="18"/>
+      <w:r>
+        <w:t>Страница графиков представляет динамику микроклимата и освещённости за последние сутки. Серии строятся для каждого типа данных, а актуализация согласована с десятиминутной дискретизацией на сервере. Визуализация выполнена средствами Recharts, что обеспечивает плавное отображение и удобное сравнение временных рядов.</w:t>
+      </w:r>
     </w:p>
     <w:p>
       <w:pPr>
